--- a/regions/LME_013/Model_validation_13_1_Chilean_Patagonia_(1980).docx
+++ b/regions/LME_013/Model_validation_13_1_Chilean_Patagonia_(1980).docx
@@ -7,7 +7,7 @@
         <w:pStyle w:val="Title"/>
       </w:pPr>
       <w:r>
-        <w:t>Regional model validation record</w:t>
+        <w:t xml:space="preserve">Humboldt Current model validation</w:t>
       </w:r>
     </w:p>
     <w:tbl>
@@ -646,7 +646,15 @@
               <w:spacing w:after="40" w:before="0" w:line="240" w:lineRule="auto"/>
             </w:pPr>
             <w:r>
-              <w:t>User selected this available non-failing WARN alternative after comparison with Northern Humboldt 1995–1998 (GE, TE and With Egestion FAIL). Spatial suitability remains a serious limitation; model selection does not establish regional applicability.</w:t>
+              <w:t xml:space="preserve">Article - ?</w:t>
+            </w:r>
+          </w:p>
+          <w:p>
+            <w:pPr>
+              <w:spacing w:after="40" w:before="0" w:line="240" w:lineRule="auto"/>
+            </w:pPr>
+            <w:r>
+              <w:t xml:space="preserve">Model - User selected this available non-failing WARN alternative after comparison with Northern Humboldt 1995–1998 (GE, TE and With Egestion FAIL). Spatial suitability remains a serious limitation; model selection does not establish regional applicability.</w:t>
             </w:r>
           </w:p>
         </w:tc>
@@ -742,6 +750,206 @@
       <w:tr>
         <w:trPr>
           <w:cantSplit/>
+          <w:cantSplit/>
+        </w:trPr>
+        <w:tc>
+          <w:tcPr>
+            <w:tcW w:type="dxa" w:w="2203"/>
+            <w:vAlign w:val="center"/>
+            <w:shd w:fill="FFFFFF"/>
+            <w:tcMar>
+              <w:top w:w="90" w:type="dxa"/>
+              <w:bottom w:w="90" w:type="dxa"/>
+              <w:left w:w="110" w:type="dxa"/>
+              <w:right w:w="110" w:type="dxa"/>
+            </w:tcMar>
+            <w:tcBorders>
+              <w:top w:val="single" w:sz="5" w:color="D9D9D9"/>
+              <w:left w:val="single" w:sz="5" w:color="D9D9D9"/>
+              <w:bottom w:val="single" w:sz="5" w:color="D9D9D9"/>
+              <w:right w:val="single" w:sz="5" w:color="D9D9D9"/>
+            </w:tcBorders>
+          </w:tcPr>
+          <w:p>
+            <w:pPr>
+              <w:spacing w:after="40"/>
+            </w:pPr>
+            <w:r>
+              <w:rPr>
+                <w:b/>
+                <w:sz w:val="21"/>
+              </w:rPr>
+              <w:t>GE diagnostics</w:t>
+            </w:r>
+          </w:p>
+        </w:tc>
+        <w:tc>
+          <w:tcPr>
+            <w:tcW w:type="dxa" w:w="7834"/>
+            <w:vAlign w:val="center"/>
+            <w:shd w:fill="FFFFFF"/>
+            <w:tcMar>
+              <w:top w:w="90" w:type="dxa"/>
+              <w:bottom w:w="90" w:type="dxa"/>
+              <w:left w:w="110" w:type="dxa"/>
+              <w:right w:w="110" w:type="dxa"/>
+            </w:tcMar>
+            <w:tcBorders>
+              <w:top w:val="single" w:sz="5" w:color="D9D9D9"/>
+              <w:left w:val="single" w:sz="5" w:color="D9D9D9"/>
+              <w:bottom w:val="single" w:sz="5" w:color="D9D9D9"/>
+              <w:right w:val="single" w:sz="5" w:color="D9D9D9"/>
+            </w:tcBorders>
+          </w:tcPr>
+          <w:p>
+            <w:pPr>
+              <w:spacing w:after="40" w:before="0" w:line="240" w:lineRule="auto"/>
+            </w:pPr>
+            <w:r>
+              <w:t xml:space="preserve">WARN: source reconstruction and accepted runtime transformations remain limitations.</w:t>
+            </w:r>
+          </w:p>
+          <w:p>
+            <w:pPr>
+              <w:spacing w:after="40" w:before="0" w:line="240" w:lineRule="auto"/>
+            </w:pPr>
+            <w:r>
+              <w:t xml:space="preserve">No negative SPPR entries across the basal-source columns.</w:t>
+            </w:r>
+          </w:p>
+          <w:p>
+            <w:pPr>
+              <w:spacing w:after="40" w:before="0" w:line="240" w:lineRule="auto"/>
+            </w:pPr>
+            <w:r>
+              <w:t xml:space="preserve">rho_living = 0.3579</w:t>
+            </w:r>
+          </w:p>
+          <w:p>
+            <w:pPr>
+              <w:spacing w:after="40" w:before="0" w:line="240" w:lineRule="auto"/>
+            </w:pPr>
+            <w:r>
+              <w:t xml:space="preserve">b = 0.0210</w:t>
+            </w:r>
+          </w:p>
+          <w:p>
+            <w:pPr>
+              <w:spacing w:after="40" w:before="0" w:line="240" w:lineRule="auto"/>
+            </w:pPr>
+            <w:r>
+              <w:t xml:space="preserve">Detritus (15): SPPR = 1.0453</w:t>
+            </w:r>
+          </w:p>
+          <w:p>
+            <w:pPr>
+              <w:spacing w:after="40" w:before="0" w:line="240" w:lineRule="auto"/>
+            </w:pPr>
+            <w:r>
+              <w:t xml:space="preserve">Strict mass balance passes in the accepted runtime.</w:t>
+            </w:r>
+          </w:p>
+        </w:tc>
+      </w:tr>
+      <w:tr>
+        <w:trPr>
+          <w:cantSplit/>
+          <w:cantSplit/>
+        </w:trPr>
+        <w:tc>
+          <w:tcPr>
+            <w:tcW w:type="dxa" w:w="2203"/>
+            <w:vAlign w:val="center"/>
+            <w:shd w:fill="FFFFFF"/>
+            <w:tcMar>
+              <w:top w:w="90" w:type="dxa"/>
+              <w:bottom w:w="90" w:type="dxa"/>
+              <w:left w:w="110" w:type="dxa"/>
+              <w:right w:w="110" w:type="dxa"/>
+            </w:tcMar>
+            <w:tcBorders>
+              <w:top w:val="single" w:sz="5" w:color="D9D9D9"/>
+              <w:left w:val="single" w:sz="5" w:color="D9D9D9"/>
+              <w:bottom w:val="single" w:sz="5" w:color="D9D9D9"/>
+              <w:right w:val="single" w:sz="5" w:color="D9D9D9"/>
+            </w:tcBorders>
+          </w:tcPr>
+          <w:p>
+            <w:pPr>
+              <w:spacing w:after="40"/>
+            </w:pPr>
+            <w:r>
+              <w:rPr>
+                <w:b/>
+                <w:sz w:val="21"/>
+              </w:rPr>
+              <w:t>TE diagnostics</w:t>
+            </w:r>
+          </w:p>
+        </w:tc>
+        <w:tc>
+          <w:tcPr>
+            <w:tcW w:type="dxa" w:w="7834"/>
+            <w:vAlign w:val="center"/>
+            <w:shd w:fill="FFFFFF"/>
+            <w:tcMar>
+              <w:top w:w="90" w:type="dxa"/>
+              <w:bottom w:w="90" w:type="dxa"/>
+              <w:left w:w="110" w:type="dxa"/>
+              <w:right w:w="110" w:type="dxa"/>
+            </w:tcMar>
+            <w:tcBorders>
+              <w:top w:val="single" w:sz="5" w:color="D9D9D9"/>
+              <w:left w:val="single" w:sz="5" w:color="D9D9D9"/>
+              <w:bottom w:val="single" w:sz="5" w:color="D9D9D9"/>
+              <w:right w:val="single" w:sz="5" w:color="D9D9D9"/>
+            </w:tcBorders>
+          </w:tcPr>
+          <w:p>
+            <w:pPr>
+              <w:spacing w:after="40" w:before="0" w:line="240" w:lineRule="auto"/>
+            </w:pPr>
+            <w:r>
+              <w:t xml:space="preserve">WARN: source reconstruction and accepted runtime transformations remain limitations.</w:t>
+            </w:r>
+          </w:p>
+          <w:p>
+            <w:pPr>
+              <w:spacing w:after="40" w:before="0" w:line="240" w:lineRule="auto"/>
+            </w:pPr>
+            <w:r>
+              <w:t xml:space="preserve">No negative SPPR entries across the basal-source columns.</w:t>
+            </w:r>
+          </w:p>
+          <w:p>
+            <w:pPr>
+              <w:spacing w:after="40" w:before="0" w:line="240" w:lineRule="auto"/>
+            </w:pPr>
+            <w:r>
+              <w:t xml:space="preserve">rho_living = 0.5423</w:t>
+            </w:r>
+          </w:p>
+          <w:p>
+            <w:pPr>
+              <w:spacing w:after="40" w:before="0" w:line="240" w:lineRule="auto"/>
+            </w:pPr>
+            <w:r>
+              <w:t xml:space="preserve">Detritus (15): SPPR = 0.9937</w:t>
+            </w:r>
+          </w:p>
+          <w:p>
+            <w:pPr>
+              <w:spacing w:after="40" w:before="0" w:line="240" w:lineRule="auto"/>
+            </w:pPr>
+            <w:r>
+              <w:t xml:space="preserve">Strict mass balance passes in the accepted runtime.</w:t>
+            </w:r>
+          </w:p>
+        </w:tc>
+      </w:tr>
+      <w:tr>
+        <w:trPr>
+          <w:cantSplit/>
         </w:trPr>
         <w:tc>
           <w:tcPr>
@@ -820,232 +1028,6 @@
           </w:p>
         </w:tc>
       </w:tr>
-    </w:tbl>
-    <w:p>
-      <w:pPr>
-        <w:spacing w:after="40" w:before="0" w:line="240" w:lineRule="auto"/>
-        <w:pageBreakBefore/>
-      </w:pPr>
-      <w:r>
-        <w:rPr>
-          <w:rFonts w:ascii="Calibri" w:hAnsi="Calibri"/>
-          <w:sz w:val="2"/>
-          <w:color w:val="000000"/>
-        </w:rPr>
-        <w:t xml:space="preserve"/>
-      </w:r>
-    </w:p>
-    <w:tbl>
-      <w:tblPr>
-        <w:tblW w:type="auto" w:w="0"/>
-        <w:jc w:val="center"/>
-        <w:tblLayout w:type="fixed"/>
-        <w:tblLook w:firstColumn="1" w:firstRow="1" w:lastColumn="0" w:lastRow="0" w:noHBand="0" w:noVBand="1" w:val="04A0"/>
-      </w:tblPr>
-      <w:tblGrid>
-        <w:gridCol w:w="2203"/>
-        <w:gridCol w:w="7834"/>
-      </w:tblGrid>
-      <w:tr>
-        <w:trPr>
-          <w:cantSplit/>
-          <w:tblHeader/>
-          <w:tblHeader/>
-          <w:cantSplit/>
-        </w:trPr>
-        <w:tc>
-          <w:tcPr>
-            <w:tcW w:type="dxa" w:w="2203"/>
-            <w:vAlign w:val="center"/>
-            <w:shd w:fill="E5ECF0"/>
-            <w:tcMar>
-              <w:top w:w="90" w:type="dxa"/>
-              <w:bottom w:w="90" w:type="dxa"/>
-              <w:left w:w="110" w:type="dxa"/>
-              <w:right w:w="110" w:type="dxa"/>
-            </w:tcMar>
-            <w:tcBorders>
-              <w:top w:val="single" w:sz="5" w:color="D9D9D9"/>
-              <w:left w:val="single" w:sz="5" w:color="D9D9D9"/>
-              <w:bottom w:val="single" w:sz="5" w:color="D9D9D9"/>
-              <w:right w:val="single" w:sz="5" w:color="D9D9D9"/>
-            </w:tcBorders>
-          </w:tcPr>
-          <w:p>
-            <w:pPr>
-              <w:spacing w:after="40"/>
-            </w:pPr>
-            <w:r>
-              <w:rPr>
-                <w:b/>
-                <w:sz w:val="21"/>
-              </w:rPr>
-              <w:t>Field</w:t>
-            </w:r>
-          </w:p>
-        </w:tc>
-        <w:tc>
-          <w:tcPr>
-            <w:tcW w:type="dxa" w:w="7834"/>
-            <w:vAlign w:val="center"/>
-            <w:shd w:fill="E5ECF0"/>
-            <w:tcMar>
-              <w:top w:w="90" w:type="dxa"/>
-              <w:bottom w:w="90" w:type="dxa"/>
-              <w:left w:w="110" w:type="dxa"/>
-              <w:right w:w="110" w:type="dxa"/>
-            </w:tcMar>
-            <w:tcBorders>
-              <w:top w:val="single" w:sz="5" w:color="D9D9D9"/>
-              <w:left w:val="single" w:sz="5" w:color="D9D9D9"/>
-              <w:bottom w:val="single" w:sz="5" w:color="D9D9D9"/>
-              <w:right w:val="single" w:sz="5" w:color="D9D9D9"/>
-            </w:tcBorders>
-          </w:tcPr>
-          <w:p>
-            <w:pPr>
-              <w:spacing w:after="40" w:before="0" w:line="240" w:lineRule="auto"/>
-            </w:pPr>
-            <w:r>
-              <w:rPr>
-                <w:rFonts w:ascii="Calibri" w:hAnsi="Calibri"/>
-                <w:sz w:val="21"/>
-                <w:color w:val="000000"/>
-                <w:b/>
-              </w:rPr>
-              <w:t xml:space="preserve">Entry</w:t>
-            </w:r>
-          </w:p>
-        </w:tc>
-      </w:tr>
-      <w:tr>
-        <w:trPr>
-          <w:cantSplit/>
-          <w:cantSplit/>
-        </w:trPr>
-        <w:tc>
-          <w:tcPr>
-            <w:tcW w:type="dxa" w:w="2203"/>
-            <w:vAlign w:val="center"/>
-            <w:shd w:fill="FFFFFF"/>
-            <w:tcMar>
-              <w:top w:w="90" w:type="dxa"/>
-              <w:bottom w:w="90" w:type="dxa"/>
-              <w:left w:w="110" w:type="dxa"/>
-              <w:right w:w="110" w:type="dxa"/>
-            </w:tcMar>
-            <w:tcBorders>
-              <w:top w:val="single" w:sz="5" w:color="D9D9D9"/>
-              <w:left w:val="single" w:sz="5" w:color="D9D9D9"/>
-              <w:bottom w:val="single" w:sz="5" w:color="D9D9D9"/>
-              <w:right w:val="single" w:sz="5" w:color="D9D9D9"/>
-            </w:tcBorders>
-          </w:tcPr>
-          <w:p>
-            <w:pPr>
-              <w:spacing w:after="40"/>
-            </w:pPr>
-            <w:r>
-              <w:rPr>
-                <w:b/>
-                <w:sz w:val="21"/>
-              </w:rPr>
-              <w:t>GE diagnostics</w:t>
-            </w:r>
-          </w:p>
-        </w:tc>
-        <w:tc>
-          <w:tcPr>
-            <w:tcW w:type="dxa" w:w="7834"/>
-            <w:vAlign w:val="center"/>
-            <w:shd w:fill="FFFFFF"/>
-            <w:tcMar>
-              <w:top w:w="90" w:type="dxa"/>
-              <w:bottom w:w="90" w:type="dxa"/>
-              <w:left w:w="110" w:type="dxa"/>
-              <w:right w:w="110" w:type="dxa"/>
-            </w:tcMar>
-            <w:tcBorders>
-              <w:top w:val="single" w:sz="5" w:color="D9D9D9"/>
-              <w:left w:val="single" w:sz="5" w:color="D9D9D9"/>
-              <w:bottom w:val="single" w:sz="5" w:color="D9D9D9"/>
-              <w:right w:val="single" w:sz="5" w:color="D9D9D9"/>
-            </w:tcBorders>
-          </w:tcPr>
-          <w:p>
-            <w:pPr>
-              <w:spacing w:after="40" w:before="0" w:line="240" w:lineRule="auto"/>
-            </w:pPr>
-            <w:r>
-              <w:t>No negative or non-finite entries in all 48 source–recipient SPPR values, including unfished groups. rho_living=0.35789474; b=0.02104338; Detritus(15) SPPR=1.04526035. Overall WARN.</w:t>
-            </w:r>
-          </w:p>
-        </w:tc>
-      </w:tr>
-      <w:tr>
-        <w:trPr>
-          <w:cantSplit/>
-          <w:cantSplit/>
-        </w:trPr>
-        <w:tc>
-          <w:tcPr>
-            <w:tcW w:type="dxa" w:w="2203"/>
-            <w:vAlign w:val="center"/>
-            <w:shd w:fill="FFFFFF"/>
-            <w:tcMar>
-              <w:top w:w="90" w:type="dxa"/>
-              <w:bottom w:w="90" w:type="dxa"/>
-              <w:left w:w="110" w:type="dxa"/>
-              <w:right w:w="110" w:type="dxa"/>
-            </w:tcMar>
-            <w:tcBorders>
-              <w:top w:val="single" w:sz="5" w:color="D9D9D9"/>
-              <w:left w:val="single" w:sz="5" w:color="D9D9D9"/>
-              <w:bottom w:val="single" w:sz="5" w:color="D9D9D9"/>
-              <w:right w:val="single" w:sz="5" w:color="D9D9D9"/>
-            </w:tcBorders>
-          </w:tcPr>
-          <w:p>
-            <w:pPr>
-              <w:spacing w:after="40"/>
-            </w:pPr>
-            <w:r>
-              <w:rPr>
-                <w:b/>
-                <w:sz w:val="21"/>
-              </w:rPr>
-              <w:t>TE diagnostics</w:t>
-            </w:r>
-          </w:p>
-        </w:tc>
-        <w:tc>
-          <w:tcPr>
-            <w:tcW w:type="dxa" w:w="7834"/>
-            <w:vAlign w:val="center"/>
-            <w:shd w:fill="FFFFFF"/>
-            <w:tcMar>
-              <w:top w:w="90" w:type="dxa"/>
-              <w:bottom w:w="90" w:type="dxa"/>
-              <w:left w:w="110" w:type="dxa"/>
-              <w:right w:w="110" w:type="dxa"/>
-            </w:tcMar>
-            <w:tcBorders>
-              <w:top w:val="single" w:sz="5" w:color="D9D9D9"/>
-              <w:left w:val="single" w:sz="5" w:color="D9D9D9"/>
-              <w:bottom w:val="single" w:sz="5" w:color="D9D9D9"/>
-              <w:right w:val="single" w:sz="5" w:color="D9D9D9"/>
-            </w:tcBorders>
-          </w:tcPr>
-          <w:p>
-            <w:pPr>
-              <w:spacing w:after="40" w:before="0" w:line="240" w:lineRule="auto"/>
-            </w:pPr>
-            <w:r>
-              <w:t>No negative or non-finite entries in all 48 source–recipient SPPR values, including unfished groups. rho_living=0.54226475; b=0.00000000; Detritus(15) SPPR=0.99371192. Overall WARN.</w:t>
-            </w:r>
-          </w:p>
-        </w:tc>
-      </w:tr>
       <w:tr>
         <w:trPr>
           <w:cantSplit/>
@@ -1105,10 +1087,18 @@
               <w:spacing w:after="40" w:before="0" w:line="240" w:lineRule="auto"/>
             </w:pPr>
             <w:r>
-              <w:t>Approximate A: 7–11% of the target region is covered by the study. B: 60–95% of the study is covered by the region. Different denominators; low-confidence reconstruction, not statistical intervals.</w:t>
+              <w:t xml:space="preserve">Approximate A. Region covered by study: 7.0–11%.</w:t>
+            </w:r>
+          </w:p>
+          <w:p>
+            <w:pPr>
+              <w:spacing w:after="40" w:before="0" w:line="240" w:lineRule="auto"/>
+            </w:pPr>
+            <w:r>
+              <w:t xml:space="preserve">Approximate B. Study covered by region: 60–95%.</w:t>
             </w:r>
             <w:r>
-              <w:t xml:space="preserve"> </w:t>
+              <w:t xml:space="preserve">  </w:t>
             </w:r>
             <w:hyperlink r:id="rId19">
               <w:r>
@@ -1245,10 +1235,10 @@
               <w:spacing w:after="40" w:before="0" w:line="240" w:lineRule="auto"/>
             </w:pPr>
             <w:r>
-              <w:t>With Egestion: no negative or non-finite entries across all 48 source–recipient values; rho_living=0.28631579; b=0.02128150; Detritus SPPR=1.05089804. All three computational balances pass in the accepted transformed runtime, but input/source concerns retain WARN. Skates source EE cannot be interpreted without missing BA; no scientific parameters changed.</w:t>
+              <w:t xml:space="preserve">With Egestion also retains WARN: rho_living = 0.2863; b = 0.0213; Detritus (15) SPPR = 1.0509. Strict mass balance passes. Skates source EE cannot be interpreted without missing BA.</w:t>
             </w:r>
             <w:r>
-              <w:t xml:space="preserve"> </w:t>
+              <w:t xml:space="preserve">  </w:t>
             </w:r>
             <w:hyperlink r:id="rId20">
               <w:r>
@@ -1448,7 +1438,7 @@
         <w:spacing w:after="120"/>
       </w:pPr>
       <w:r>
-        <w:t>Simple-chain PPR totals 277,099,551.43 t C; total catch 7,166,264.97 t.</w:t>
+        <w:t xml:space="preserve">Simple-chain PPR totals 277,099,551.43 t C in 2019.</w:t>
       </w:r>
     </w:p>
     <w:p>
@@ -1468,7 +1458,7 @@
         <w:spacing w:after="120"/>
       </w:pPr>
       <w:r>
-        <w:t>Method: independent simple trophic chain, saved classic wet-weight coefficient × catch / 9 once.</w:t>
+        <w:t xml:space="preserve">Method: simple trophic chain.</w:t>
       </w:r>
     </w:p>
     <w:p>
@@ -1546,7 +1536,7 @@
                 <w:color w:val="000000"/>
                 <w:sz w:val="20"/>
               </w:rPr>
-              <w:t>Overall confidence</w:t>
+              <w:t xml:space="preserve">Overall confidence</w:t>
             </w:r>
           </w:p>
         </w:tc>
@@ -1579,7 +1569,7 @@
                 <w:color w:val="000000"/>
                 <w:sz w:val="20"/>
               </w:rPr>
-              <w:t>Taxa</w:t>
+              <w:t xml:space="preserve">Taxa (n)</w:t>
             </w:r>
           </w:p>
         </w:tc>
@@ -1612,7 +1602,7 @@
                 <w:color w:val="000000"/>
                 <w:sz w:val="20"/>
               </w:rPr>
-              <w:t>Catch percentage</w:t>
+              <w:t xml:space="preserve">Catch (%)</w:t>
             </w:r>
           </w:p>
         </w:tc>
@@ -1645,7 +1635,7 @@
                 <w:color w:val="000000"/>
                 <w:sz w:val="20"/>
               </w:rPr>
-              <w:t>PPR percentage</w:t>
+              <w:t xml:space="preserve">Simple-chain PPR (%)</w:t>
             </w:r>
           </w:p>
         </w:tc>
@@ -1731,7 +1721,7 @@
               <w:jc w:val="center"/>
             </w:pPr>
             <w:r>
-              <w:t>69.6458%</w:t>
+              <w:t>70%</w:t>
             </w:r>
           </w:p>
         </w:tc>
@@ -1758,7 +1748,7 @@
               <w:jc w:val="center"/>
             </w:pPr>
             <w:r>
-              <w:t>12.8861%</w:t>
+              <w:t>13%</w:t>
             </w:r>
           </w:p>
         </w:tc>
@@ -1844,7 +1834,7 @@
               <w:jc w:val="center"/>
             </w:pPr>
             <w:r>
-              <w:t>13.5477%</w:t>
+              <w:t>14%</w:t>
             </w:r>
           </w:p>
         </w:tc>
@@ -1871,7 +1861,7 @@
               <w:jc w:val="center"/>
             </w:pPr>
             <w:r>
-              <w:t>26.8951%</w:t>
+              <w:t>27%</w:t>
             </w:r>
           </w:p>
         </w:tc>
@@ -1957,7 +1947,7 @@
               <w:jc w:val="center"/>
             </w:pPr>
             <w:r>
-              <w:t>0.0000%</w:t>
+              <w:t>0%</w:t>
             </w:r>
           </w:p>
         </w:tc>
@@ -1984,7 +1974,7 @@
               <w:jc w:val="center"/>
             </w:pPr>
             <w:r>
-              <w:t>0.0000%</w:t>
+              <w:t>0%</w:t>
             </w:r>
           </w:p>
         </w:tc>
@@ -2070,7 +2060,7 @@
               <w:jc w:val="center"/>
             </w:pPr>
             <w:r>
-              <w:t>16.8066%</w:t>
+              <w:t>17%</w:t>
             </w:r>
           </w:p>
         </w:tc>
@@ -2097,7 +2087,7 @@
               <w:jc w:val="center"/>
             </w:pPr>
             <w:r>
-              <w:t>60.2188%</w:t>
+              <w:t>60%</w:t>
             </w:r>
           </w:p>
         </w:tc>
@@ -2183,7 +2173,7 @@
               <w:jc w:val="center"/>
             </w:pPr>
             <w:r>
-              <w:t>0.0000%</w:t>
+              <w:t>0%</w:t>
             </w:r>
           </w:p>
         </w:tc>
@@ -2210,7 +2200,7 @@
               <w:jc w:val="center"/>
             </w:pPr>
             <w:r>
-              <w:t>0.0000%</w:t>
+              <w:t>0%</w:t>
             </w:r>
           </w:p>
         </w:tc>
@@ -2229,7 +2219,7 @@
           <w:color w:val="000000"/>
           <w:sz w:val="21"/>
         </w:rPr>
-        <w:t>The summary uses the weaker required membership or allocation confidence. The following tables show each component separately.</w:t>
+        <w:t xml:space="preserve">Overall confidence uses the weaker required membership or allocation component.</w:t>
       </w:r>
     </w:p>
     <w:p>
@@ -2392,7 +2382,7 @@
               <w:spacing w:after="40" w:before="40"/>
             </w:pPr>
             <w:r>
-              <w:t>M11: Closest represented taxonomic or ecological analogue; mismatches explicit.</w:t>
+              <w:t>Closest represented taxonomic or ecological analogue; mismatches explicit.</w:t>
             </w:r>
           </w:p>
         </w:tc>
@@ -2446,7 +2436,7 @@
               <w:jc w:val="center"/>
             </w:pPr>
             <w:r>
-              <w:t>55.8164%</w:t>
+              <w:t>56%</w:t>
             </w:r>
           </w:p>
         </w:tc>
@@ -2478,7 +2468,7 @@
               <w:spacing w:after="40" w:before="40"/>
             </w:pPr>
             <w:r>
-              <w:t>M5: Small/medium pelagic ecological extension from named source representatives.</w:t>
+              <w:t>Small/medium pelagic ecological extension from named source representatives.</w:t>
             </w:r>
           </w:p>
         </w:tc>
@@ -2532,7 +2522,7 @@
               <w:jc w:val="center"/>
             </w:pPr>
             <w:r>
-              <w:t>18.3892%</w:t>
+              <w:t>18%</w:t>
             </w:r>
           </w:p>
         </w:tc>
@@ -2564,7 +2554,7 @@
               <w:spacing w:after="40" w:before="40"/>
             </w:pPr>
             <w:r>
-              <w:t>M1: Explicit named source membership or combined source stages.</w:t>
+              <w:t>Explicit named source membership or combined source stages.</w:t>
             </w:r>
           </w:p>
         </w:tc>
@@ -2618,7 +2608,7 @@
               <w:jc w:val="center"/>
             </w:pPr>
             <w:r>
-              <w:t>12.8071%</w:t>
+              <w:t>13%</w:t>
             </w:r>
           </w:p>
         </w:tc>
@@ -2650,7 +2640,7 @@
               <w:spacing w:after="40" w:before="40"/>
             </w:pPr>
             <w:r>
-              <w:t>M4: Congeneric or related-source taxonomic extension.</w:t>
+              <w:t>Congeneric or related-source taxonomic extension.</w:t>
             </w:r>
           </w:p>
         </w:tc>
@@ -2704,7 +2694,7 @@
               <w:jc w:val="center"/>
             </w:pPr>
             <w:r>
-              <w:t>8.3729%</w:t>
+              <w:t>8.4%</w:t>
             </w:r>
           </w:p>
         </w:tc>
@@ -2736,7 +2726,7 @@
               <w:spacing w:after="40" w:before="40"/>
             </w:pPr>
             <w:r>
-              <w:t>M10: Broad-category approximation over compatible represented guilds.</w:t>
+              <w:t>Broad-category approximation over compatible represented guilds.</w:t>
             </w:r>
           </w:p>
         </w:tc>
@@ -2790,7 +2780,7 @@
               <w:jc w:val="center"/>
             </w:pPr>
             <w:r>
-              <w:t>4.4024%</w:t>
+              <w:t>4.4%</w:t>
             </w:r>
           </w:p>
         </w:tc>
@@ -2822,7 +2812,7 @@
               <w:spacing w:after="40" w:before="40"/>
             </w:pPr>
             <w:r>
-              <w:t>M3: Explicit operative Benthos definition and bottom-associated reporting scope.</w:t>
+              <w:t>Explicit operative Benthos definition and bottom-associated reporting scope.</w:t>
             </w:r>
           </w:p>
         </w:tc>
@@ -2876,7 +2866,7 @@
               <w:jc w:val="center"/>
             </w:pPr>
             <w:r>
-              <w:t>0.1534%</w:t>
+              <w:t>0.15%</w:t>
             </w:r>
           </w:p>
         </w:tc>
@@ -2908,7 +2898,7 @@
               <w:spacing w:after="40" w:before="40"/>
             </w:pPr>
             <w:r>
-              <w:t>M9: Broad label with a supported but composition-dependent candidate set.</w:t>
+              <w:t>Broad label with a supported but composition-dependent candidate set.</w:t>
             </w:r>
           </w:p>
         </w:tc>
@@ -2962,7 +2952,7 @@
               <w:jc w:val="center"/>
             </w:pPr>
             <w:r>
-              <w:t>0.0585%</w:t>
+              <w:t>0.059%</w:t>
             </w:r>
           </w:p>
         </w:tc>
@@ -2994,7 +2984,7 @@
               <w:spacing w:after="40" w:before="40"/>
             </w:pPr>
             <w:r>
-              <w:t>M2: Verified spelling/synonym of a named source taxon.</w:t>
+              <w:t>Verified spelling/synonym of a named source taxon.</w:t>
             </w:r>
           </w:p>
         </w:tc>
@@ -3048,7 +3038,7 @@
               <w:jc w:val="center"/>
             </w:pPr>
             <w:r>
-              <w:t>0.0002%</w:t>
+              <w:t>0.00020%</w:t>
             </w:r>
           </w:p>
         </w:tc>
@@ -3233,7 +3223,7 @@
               <w:spacing w:after="40" w:before="40"/>
             </w:pPr>
             <w:r>
-              <w:t>W1: One reviewed group; no numerical split.</w:t>
+              <w:t>One reviewed group; no numerical split.</w:t>
             </w:r>
           </w:p>
         </w:tc>
@@ -3287,7 +3277,7 @@
               <w:jc w:val="center"/>
             </w:pPr>
             <w:r>
-              <w:t>98.6323%</w:t>
+              <w:t>99%</w:t>
             </w:r>
           </w:p>
         </w:tc>
@@ -3319,7 +3309,7 @@
               <w:spacing w:after="40" w:before="40"/>
             </w:pPr>
             <w:r>
-              <w:t>W9: Missing candidate catches prevent complete catch proxy; complete model biomass fallback.</w:t>
+              <w:t>Missing candidate catches prevent complete catch proxy; complete model biomass fallback.</w:t>
             </w:r>
           </w:p>
         </w:tc>
@@ -3373,7 +3363,7 @@
               <w:jc w:val="center"/>
             </w:pPr>
             <w:r>
-              <w:t>1.2932%</w:t>
+              <w:t>1.3%</w:t>
             </w:r>
           </w:p>
         </w:tc>
@@ -3405,7 +3395,7 @@
               <w:spacing w:after="40" w:before="40"/>
             </w:pPr>
             <w:r>
-              <w:t>W4: Historical source landings split for Hoki &lt;3/≥3 years.</w:t>
+              <w:t>Historical source landings split for Hoki &lt;3/≥3 years.</w:t>
             </w:r>
           </w:p>
         </w:tc>
@@ -3459,7 +3449,7 @@
               <w:jc w:val="center"/>
             </w:pPr>
             <w:r>
-              <w:t>0.0745%</w:t>
+              <w:t>0.075%</w:t>
             </w:r>
           </w:p>
         </w:tc>
@@ -3472,7 +3462,10 @@
         <w:spacing w:after="120"/>
       </w:pPr>
       <w:r>
-        <w:t xml:space="preserve">Each percentage uses the same complete classic-PPR denominator. Hoki weights 0.006/0.062 and 0.056/0.062 transfer 1980 landings composition to the region. No compatible regional age-catch mass was found. Other multi-group labels use complete candidate biomass because missing source catch is not a genuine zero. </w:t>
+        <w:t xml:space="preserve">Weights and assumptions: Hoki uses 1980 model landings proportions, transferred to regional catch years. Other split labels use model biomass proportions because source catches are incomplete; composition and catchability are assumed constant across years and catch bases.</w:t>
+      </w:r>
+      <w:r>
+        <w:t xml:space="preserve">  </w:t>
       </w:r>
       <w:hyperlink r:id="rId24">
         <w:r>
@@ -3491,10 +3484,20 @@
         <w:spacing w:after="120"/>
       </w:pPr>
       <w:r>
-        <w:t>Unresolved: none. Very low: 121 labels represent 16.8066% of landings and 60.2188% of classic PPR. Dosidicus gigas contributes 9.8012% / 38.8770%, Doryteuthis gahi 0.1608% / 0.0732%, Teuthida zero / zero. Their group 6 active-nekton analogy is partial; source small/medium fish, Seriolella-defined group 7 and named demersal predators differ in taxonomy, size and habitat. Sharks/rays, other demersal fish and broad unknowns also use explicit weak analogues or assumed represented pools. Coverage alone does not establish ecological validity.</w:t>
+        <w:t xml:space="preserve">Each percentage is the independent simple-chain PPR associated with taxa using that rule.</w:t>
+      </w:r>
+    </w:p>
+    <w:p>
+      <w:pPr>
+        <w:keepNext w:val="0"/>
+        <w:pageBreakBefore w:val="0"/>
+        <w:spacing w:after="120"/>
+      </w:pPr>
+      <w:r>
+        <w:t xml:space="preserve">Unresolved taxa: none. The 121 Very low decisions account for 16.8066% of landings and 60.2188% of simple-chain PPR. Dosidicus gigas alone contributes 38.8770% of simple-chain PPR. Full mapping coverage does not establish ecological validity. Residual fish candidate sets and their reporting limits are retained in the evidence.</w:t>
       </w:r>
       <w:r>
-        <w:t xml:space="preserve"> Residual marine fish reporting is restricted to source bony-fish pools; Skates is excluded from the fish, finfish and groundfish labels. Composition remains Very low and incomplete source catch requires biomass allocation. </w:t>
+        <w:t xml:space="preserve">  </w:t>
       </w:r>
       <w:hyperlink r:id="rId33">
         <w:r>
@@ -3506,6 +3509,1771 @@
         </w:r>
       </w:hyperlink>
     </w:p>
+    <w:p>
+      <w:pPr>
+        <w:pStyle w:val="Heading2"/>
+      </w:pPr>
+      <w:r>
+        <w:t xml:space="preserve">Very low decisions</w:t>
+      </w:r>
+    </w:p>
+    <w:tbl>
+      <w:tblPr>
+        <w:tblW w:type="auto" w:w="0"/>
+        <w:jc w:val="center"/>
+        <w:tblLayout w:type="fixed"/>
+        <w:tblLook w:firstColumn="1" w:firstRow="1" w:lastColumn="0" w:lastRow="0" w:noHBand="0" w:noVBand="1" w:val="04A0"/>
+      </w:tblPr>
+      <w:tblGrid>
+        <w:gridCol w:w="3298"/>
+        <w:gridCol w:w="6710"/>
+      </w:tblGrid>
+      <w:tr>
+        <w:trPr>
+          <w:cantSplit/>
+          <w:tblHeader/>
+        </w:trPr>
+        <w:tc>
+          <w:tcPr>
+            <w:tcW w:type="dxa" w:w="3298"/>
+            <w:vAlign w:val="center"/>
+            <w:shd w:fill="E5ECF0"/>
+            <w:tcMar>
+              <w:top w:w="90" w:type="dxa"/>
+              <w:bottom w:w="90" w:type="dxa"/>
+              <w:left w:w="110" w:type="dxa"/>
+              <w:right w:w="110" w:type="dxa"/>
+            </w:tcMar>
+            <w:tcBorders>
+              <w:top w:val="single" w:sz="5" w:color="D9D9D9"/>
+              <w:left w:val="single" w:sz="5" w:color="D9D9D9"/>
+              <w:bottom w:val="single" w:sz="5" w:color="D9D9D9"/>
+              <w:right w:val="single" w:sz="5" w:color="D9D9D9"/>
+            </w:tcBorders>
+          </w:tcPr>
+          <w:p>
+            <w:pPr>
+              <w:spacing w:after="40"/>
+            </w:pPr>
+            <w:r>
+              <w:rPr>
+                <w:rFonts w:ascii="Calibri" w:hAnsi="Calibri"/>
+                <w:b/>
+                <w:sz w:val="21"/>
+              </w:rPr>
+              <w:t>Affected taxa</w:t>
+            </w:r>
+          </w:p>
+        </w:tc>
+        <w:tc>
+          <w:tcPr>
+            <w:tcW w:type="dxa" w:w="6710"/>
+            <w:vAlign w:val="center"/>
+            <w:shd w:fill="E5ECF0"/>
+            <w:tcMar>
+              <w:top w:w="90" w:type="dxa"/>
+              <w:bottom w:w="90" w:type="dxa"/>
+              <w:left w:w="110" w:type="dxa"/>
+              <w:right w:w="110" w:type="dxa"/>
+            </w:tcMar>
+            <w:tcBorders>
+              <w:top w:val="single" w:sz="5" w:color="D9D9D9"/>
+              <w:left w:val="single" w:sz="5" w:color="D9D9D9"/>
+              <w:bottom w:val="single" w:sz="5" w:color="D9D9D9"/>
+              <w:right w:val="single" w:sz="5" w:color="D9D9D9"/>
+            </w:tcBorders>
+          </w:tcPr>
+          <w:p>
+            <w:pPr>
+              <w:spacing w:after="40"/>
+            </w:pPr>
+            <w:r>
+              <w:rPr>
+                <w:rFonts w:ascii="Calibri" w:hAnsi="Calibri"/>
+                <w:b/>
+                <w:sz w:val="21"/>
+              </w:rPr>
+              <w:t>Why confidence is very low</w:t>
+            </w:r>
+          </w:p>
+        </w:tc>
+      </w:tr>
+      <w:tr>
+        <w:trPr>
+          <w:cantSplit/>
+        </w:trPr>
+        <w:tc>
+          <w:tcPr>
+            <w:tcW w:type="dxa" w:w="3298"/>
+            <w:vAlign w:val="center"/>
+            <w:shd w:fill="FFFFFF"/>
+            <w:tcMar>
+              <w:top w:w="90" w:type="dxa"/>
+              <w:bottom w:w="90" w:type="dxa"/>
+              <w:left w:w="110" w:type="dxa"/>
+              <w:right w:w="110" w:type="dxa"/>
+            </w:tcMar>
+            <w:tcBorders>
+              <w:top w:val="single" w:sz="5" w:color="D9D9D9"/>
+              <w:left w:val="single" w:sz="5" w:color="D9D9D9"/>
+              <w:bottom w:val="single" w:sz="5" w:color="D9D9D9"/>
+              <w:right w:val="single" w:sz="5" w:color="D9D9D9"/>
+            </w:tcBorders>
+          </w:tcPr>
+          <w:p>
+            <w:pPr>
+              <w:spacing w:after="40"/>
+            </w:pPr>
+            <w:r>
+              <w:rPr>
+                <w:rFonts w:ascii="Calibri" w:hAnsi="Calibri"/>
+                <w:sz w:val="21"/>
+              </w:rPr>
+              <w:t xml:space="preserve">Dosidicus gigas</w:t>
+            </w:r>
+          </w:p>
+        </w:tc>
+        <w:tc>
+          <w:tcPr>
+            <w:tcW w:type="dxa" w:w="6710"/>
+            <w:vAlign w:val="center"/>
+            <w:shd w:fill="FFFFFF"/>
+            <w:tcMar>
+              <w:top w:w="90" w:type="dxa"/>
+              <w:bottom w:w="90" w:type="dxa"/>
+              <w:left w:w="110" w:type="dxa"/>
+              <w:right w:w="110" w:type="dxa"/>
+            </w:tcMar>
+            <w:tcBorders>
+              <w:top w:val="single" w:sz="5" w:color="D9D9D9"/>
+              <w:left w:val="single" w:sz="5" w:color="D9D9D9"/>
+              <w:bottom w:val="single" w:sz="5" w:color="D9D9D9"/>
+              <w:right w:val="single" w:sz="5" w:color="D9D9D9"/>
+            </w:tcBorders>
+          </w:tcPr>
+          <w:p>
+            <w:pPr>
+              <w:spacing w:after="40"/>
+            </w:pPr>
+            <w:r>
+              <w:rPr>
+                <w:rFonts w:ascii="Calibri" w:hAnsi="Calibri"/>
+                <w:sz w:val="21"/>
+              </w:rPr>
+              <w:t xml:space="preserve">Oceanic predatory squid uses Small pelagic fish as a partial active-nekton analogue. Its large size, feeding level, taxonomy and offshore habitat exceed the forage-fish definition.</w:t>
+            </w:r>
+          </w:p>
+        </w:tc>
+      </w:tr>
+      <w:tr>
+        <w:trPr>
+          <w:cantSplit/>
+        </w:trPr>
+        <w:tc>
+          <w:tcPr>
+            <w:tcW w:type="dxa" w:w="3298"/>
+            <w:vAlign w:val="center"/>
+            <w:shd w:fill="FFFFFF"/>
+            <w:tcMar>
+              <w:top w:w="90" w:type="dxa"/>
+              <w:bottom w:w="90" w:type="dxa"/>
+              <w:left w:w="110" w:type="dxa"/>
+              <w:right w:w="110" w:type="dxa"/>
+            </w:tcMar>
+            <w:tcBorders>
+              <w:top w:val="single" w:sz="5" w:color="D9D9D9"/>
+              <w:left w:val="single" w:sz="5" w:color="D9D9D9"/>
+              <w:bottom w:val="single" w:sz="5" w:color="D9D9D9"/>
+              <w:right w:val="single" w:sz="5" w:color="D9D9D9"/>
+            </w:tcBorders>
+          </w:tcPr>
+          <w:p>
+            <w:pPr>
+              <w:spacing w:after="40"/>
+            </w:pPr>
+            <w:r>
+              <w:rPr>
+                <w:rFonts w:ascii="Calibri" w:hAnsi="Calibri"/>
+                <w:sz w:val="21"/>
+              </w:rPr>
+              <w:t xml:space="preserve">Acanthocybium solandri; Allothunnus fallai; Coryphaena; Coryphaena hippurus; Elagatis bipinnulata; Fistularia corneta; Istiompax indica; Istiophoridae; Istiophorus platypterus; Kajikia audax; Katsuwonus pelamis; Scomberomorus sierra; Scombridae; Scombroidei; Tetrapturus; Tetrapturus angustirostris; Thunnus alalunga; Thunnus albacares</w:t>
+            </w:r>
+          </w:p>
+        </w:tc>
+        <w:tc>
+          <w:tcPr>
+            <w:tcW w:type="dxa" w:w="6710"/>
+            <w:vAlign w:val="center"/>
+            <w:shd w:fill="FFFFFF"/>
+            <w:tcMar>
+              <w:top w:w="90" w:type="dxa"/>
+              <w:bottom w:w="90" w:type="dxa"/>
+              <w:left w:w="110" w:type="dxa"/>
+              <w:right w:w="110" w:type="dxa"/>
+            </w:tcMar>
+            <w:tcBorders>
+              <w:top w:val="single" w:sz="5" w:color="D9D9D9"/>
+              <w:left w:val="single" w:sz="5" w:color="D9D9D9"/>
+              <w:bottom w:val="single" w:sz="5" w:color="D9D9D9"/>
+              <w:right w:val="single" w:sz="5" w:color="D9D9D9"/>
+            </w:tcBorders>
+          </w:tcPr>
+          <w:p>
+            <w:pPr>
+              <w:spacing w:after="40"/>
+            </w:pPr>
+            <w:r>
+              <w:rPr>
+                <w:rFonts w:ascii="Calibri" w:hAnsi="Calibri"/>
+                <w:sz w:val="21"/>
+              </w:rPr>
+              <w:t xml:space="preserve">Small pelagic fish is the only explicitly pelagic fish pool. Large oceanic predators and broad-family labels extend beyond its small/medium source definition; size, feeding and composition are uncertain.</w:t>
+            </w:r>
+          </w:p>
+        </w:tc>
+      </w:tr>
+      <w:tr>
+        <w:trPr>
+          <w:cantSplit/>
+        </w:trPr>
+        <w:tc>
+          <w:tcPr>
+            <w:tcW w:type="dxa" w:w="3298"/>
+            <w:vAlign w:val="center"/>
+            <w:shd w:fill="FFFFFF"/>
+            <w:tcMar>
+              <w:top w:w="90" w:type="dxa"/>
+              <w:bottom w:w="90" w:type="dxa"/>
+              <w:left w:w="110" w:type="dxa"/>
+              <w:right w:w="110" w:type="dxa"/>
+            </w:tcMar>
+            <w:tcBorders>
+              <w:top w:val="single" w:sz="5" w:color="D9D9D9"/>
+              <w:left w:val="single" w:sz="5" w:color="D9D9D9"/>
+              <w:bottom w:val="single" w:sz="5" w:color="D9D9D9"/>
+              <w:right w:val="single" w:sz="5" w:color="D9D9D9"/>
+            </w:tcBorders>
+          </w:tcPr>
+          <w:p>
+            <w:pPr>
+              <w:spacing w:after="40"/>
+            </w:pPr>
+            <w:r>
+              <w:rPr>
+                <w:rFonts w:ascii="Calibri" w:hAnsi="Calibri"/>
+                <w:sz w:val="21"/>
+              </w:rPr>
+              <w:t xml:space="preserve">Thunnus maccoyii; Thunnus obesus; Thunnus orientalis; Xiphias gladius</w:t>
+            </w:r>
+          </w:p>
+        </w:tc>
+        <w:tc>
+          <w:tcPr>
+            <w:tcW w:type="dxa" w:w="6710"/>
+            <w:vAlign w:val="center"/>
+            <w:shd w:fill="FFFFFF"/>
+            <w:tcMar>
+              <w:top w:w="90" w:type="dxa"/>
+              <w:bottom w:w="90" w:type="dxa"/>
+              <w:left w:w="110" w:type="dxa"/>
+              <w:right w:w="110" w:type="dxa"/>
+            </w:tcMar>
+            <w:tcBorders>
+              <w:top w:val="single" w:sz="5" w:color="D9D9D9"/>
+              <w:left w:val="single" w:sz="5" w:color="D9D9D9"/>
+              <w:bottom w:val="single" w:sz="5" w:color="D9D9D9"/>
+              <w:right w:val="single" w:sz="5" w:color="D9D9D9"/>
+            </w:tcBorders>
+          </w:tcPr>
+          <w:p>
+            <w:pPr>
+              <w:spacing w:after="40"/>
+            </w:pPr>
+            <w:r>
+              <w:rPr>
+                <w:rFonts w:ascii="Calibri" w:hAnsi="Calibri"/>
+                <w:sz w:val="21"/>
+              </w:rPr>
+              <w:t xml:space="preserve">Small pelagic fish is the only explicitly pelagic fish pool. Large oceanic predators and broad-family labels extend beyond its small/medium source definition; size, feeding and composition are uncertain.</w:t>
+            </w:r>
+          </w:p>
+        </w:tc>
+      </w:tr>
+      <w:tr>
+        <w:trPr>
+          <w:cantSplit/>
+        </w:trPr>
+        <w:tc>
+          <w:tcPr>
+            <w:tcW w:type="dxa" w:w="3298"/>
+            <w:vAlign w:val="center"/>
+            <w:shd w:fill="FFFFFF"/>
+            <w:tcMar>
+              <w:top w:w="90" w:type="dxa"/>
+              <w:bottom w:w="90" w:type="dxa"/>
+              <w:left w:w="110" w:type="dxa"/>
+              <w:right w:w="110" w:type="dxa"/>
+            </w:tcMar>
+            <w:tcBorders>
+              <w:top w:val="single" w:sz="5" w:color="D9D9D9"/>
+              <w:left w:val="single" w:sz="5" w:color="D9D9D9"/>
+              <w:bottom w:val="single" w:sz="5" w:color="D9D9D9"/>
+              <w:right w:val="single" w:sz="5" w:color="D9D9D9"/>
+            </w:tcBorders>
+          </w:tcPr>
+          <w:p>
+            <w:pPr>
+              <w:spacing w:after="40"/>
+            </w:pPr>
+            <w:r>
+              <w:rPr>
+                <w:rFonts w:ascii="Calibri" w:hAnsi="Calibri"/>
+                <w:sz w:val="21"/>
+              </w:rPr>
+              <w:t xml:space="preserve">Aplodactylus punctatus; Beryx splendens; Bothidae; Caranx; Caranx lugubris; Caulolatilus; Caulolatilus princeps; Chirodactylus variegatus; Cilus gilberti; Coelorinchus chilensis; Cynoglossidae; Cynoscion analis; Diapterus peruvianus; Diplectrum pacificum; Dissostichus eleginoides; Emmelichthys nitidus; Epinephelus; Graus nigra</w:t>
+            </w:r>
+          </w:p>
+        </w:tc>
+        <w:tc>
+          <w:tcPr>
+            <w:tcW w:type="dxa" w:w="6710"/>
+            <w:vAlign w:val="center"/>
+            <w:shd w:fill="FFFFFF"/>
+            <w:tcMar>
+              <w:top w:w="90" w:type="dxa"/>
+              <w:bottom w:w="90" w:type="dxa"/>
+              <w:left w:w="110" w:type="dxa"/>
+              <w:right w:w="110" w:type="dxa"/>
+            </w:tcMar>
+            <w:tcBorders>
+              <w:top w:val="single" w:sz="5" w:color="D9D9D9"/>
+              <w:left w:val="single" w:sz="5" w:color="D9D9D9"/>
+              <w:bottom w:val="single" w:sz="5" w:color="D9D9D9"/>
+              <w:right w:val="single" w:sz="5" w:color="D9D9D9"/>
+            </w:tcBorders>
+          </w:tcPr>
+          <w:p>
+            <w:pPr>
+              <w:spacing w:after="40"/>
+            </w:pPr>
+            <w:r>
+              <w:rPr>
+                <w:rFonts w:ascii="Calibri" w:hAnsi="Calibri"/>
+                <w:sz w:val="21"/>
+              </w:rPr>
+              <w:t xml:space="preserve">Other demersal fish is specifically a Seriolella pool. Unlisted demersal, reef and benthopelagic fish use a weak bottom-associated analogue, with taxonomic, depth, size or habitat mismatch.</w:t>
+            </w:r>
+          </w:p>
+        </w:tc>
+      </w:tr>
+      <w:tr>
+        <w:trPr>
+          <w:cantSplit/>
+        </w:trPr>
+        <w:tc>
+          <w:tcPr>
+            <w:tcW w:type="dxa" w:w="3298"/>
+            <w:vAlign w:val="center"/>
+            <w:shd w:fill="FFFFFF"/>
+            <w:tcMar>
+              <w:top w:w="90" w:type="dxa"/>
+              <w:bottom w:w="90" w:type="dxa"/>
+              <w:left w:w="110" w:type="dxa"/>
+              <w:right w:w="110" w:type="dxa"/>
+            </w:tcMar>
+            <w:tcBorders>
+              <w:top w:val="single" w:sz="5" w:color="D9D9D9"/>
+              <w:left w:val="single" w:sz="5" w:color="D9D9D9"/>
+              <w:bottom w:val="single" w:sz="5" w:color="D9D9D9"/>
+              <w:right w:val="single" w:sz="5" w:color="D9D9D9"/>
+            </w:tcBorders>
+          </w:tcPr>
+          <w:p>
+            <w:pPr>
+              <w:spacing w:after="40"/>
+            </w:pPr>
+            <w:r>
+              <w:rPr>
+                <w:rFonts w:ascii="Calibri" w:hAnsi="Calibri"/>
+                <w:sz w:val="21"/>
+              </w:rPr>
+              <w:t xml:space="preserve">Haemulidae; Heteropriacanthus cruentatus; Hippocampus; Hippoglossina macrops; Isacia conceptionis; Labrisomus philippii; Macrouridae; Malacanthidae; Monacanthidae; Mugil cephalus; Nemadactylus; Normanichthys crockeri; Ophichthus; Paralabrax; Paralabrax humeralis; Paralichthyidae; Paralichthys; Paralichthys microps</w:t>
+            </w:r>
+          </w:p>
+        </w:tc>
+        <w:tc>
+          <w:tcPr>
+            <w:tcW w:type="dxa" w:w="6710"/>
+            <w:vAlign w:val="center"/>
+            <w:shd w:fill="FFFFFF"/>
+            <w:tcMar>
+              <w:top w:w="90" w:type="dxa"/>
+              <w:bottom w:w="90" w:type="dxa"/>
+              <w:left w:w="110" w:type="dxa"/>
+              <w:right w:w="110" w:type="dxa"/>
+            </w:tcMar>
+            <w:tcBorders>
+              <w:top w:val="single" w:sz="5" w:color="D9D9D9"/>
+              <w:left w:val="single" w:sz="5" w:color="D9D9D9"/>
+              <w:bottom w:val="single" w:sz="5" w:color="D9D9D9"/>
+              <w:right w:val="single" w:sz="5" w:color="D9D9D9"/>
+            </w:tcBorders>
+          </w:tcPr>
+          <w:p>
+            <w:pPr>
+              <w:spacing w:after="40"/>
+            </w:pPr>
+            <w:r>
+              <w:rPr>
+                <w:rFonts w:ascii="Calibri" w:hAnsi="Calibri"/>
+                <w:sz w:val="21"/>
+              </w:rPr>
+              <w:t xml:space="preserve">Other demersal fish is specifically a Seriolella pool. Unlisted demersal, reef and benthopelagic fish use a weak bottom-associated analogue, with taxonomic, depth, size or habitat mismatch.</w:t>
+            </w:r>
+          </w:p>
+        </w:tc>
+      </w:tr>
+      <w:tr>
+        <w:trPr>
+          <w:cantSplit/>
+        </w:trPr>
+        <w:tc>
+          <w:tcPr>
+            <w:tcW w:type="dxa" w:w="3298"/>
+            <w:vAlign w:val="center"/>
+            <w:shd w:fill="FFFFFF"/>
+            <w:tcMar>
+              <w:top w:w="90" w:type="dxa"/>
+              <w:bottom w:w="90" w:type="dxa"/>
+              <w:left w:w="110" w:type="dxa"/>
+              <w:right w:w="110" w:type="dxa"/>
+            </w:tcMar>
+            <w:tcBorders>
+              <w:top w:val="single" w:sz="5" w:color="D9D9D9"/>
+              <w:left w:val="single" w:sz="5" w:color="D9D9D9"/>
+              <w:bottom w:val="single" w:sz="5" w:color="D9D9D9"/>
+              <w:right w:val="single" w:sz="5" w:color="D9D9D9"/>
+            </w:tcBorders>
+          </w:tcPr>
+          <w:p>
+            <w:pPr>
+              <w:spacing w:after="40"/>
+            </w:pPr>
+            <w:r>
+              <w:rPr>
+                <w:rFonts w:ascii="Calibri" w:hAnsi="Calibri"/>
+                <w:sz w:val="21"/>
+              </w:rPr>
+              <w:t xml:space="preserve">Paralonchurus peruanus; Parapsettus panamensis; Pinguipes chilensis; Pleuronectiformes; Polydactylus approximans; Prionotus stephanophrys; Prolatilus jugularis; Ruvettus pretiosus; Salilota australis; Sciaenidae; Scorpaena histrio; Sebastidae; Seriola; Seriola lalandi; Seriola rivoliana; Serranidae; Stellifer minor; Stromateus stellatus</w:t>
+            </w:r>
+          </w:p>
+        </w:tc>
+        <w:tc>
+          <w:tcPr>
+            <w:tcW w:type="dxa" w:w="6710"/>
+            <w:vAlign w:val="center"/>
+            <w:shd w:fill="FFFFFF"/>
+            <w:tcMar>
+              <w:top w:w="90" w:type="dxa"/>
+              <w:bottom w:w="90" w:type="dxa"/>
+              <w:left w:w="110" w:type="dxa"/>
+              <w:right w:w="110" w:type="dxa"/>
+            </w:tcMar>
+            <w:tcBorders>
+              <w:top w:val="single" w:sz="5" w:color="D9D9D9"/>
+              <w:left w:val="single" w:sz="5" w:color="D9D9D9"/>
+              <w:bottom w:val="single" w:sz="5" w:color="D9D9D9"/>
+              <w:right w:val="single" w:sz="5" w:color="D9D9D9"/>
+            </w:tcBorders>
+          </w:tcPr>
+          <w:p>
+            <w:pPr>
+              <w:spacing w:after="40"/>
+            </w:pPr>
+            <w:r>
+              <w:rPr>
+                <w:rFonts w:ascii="Calibri" w:hAnsi="Calibri"/>
+                <w:sz w:val="21"/>
+              </w:rPr>
+              <w:t xml:space="preserve">Other demersal fish is specifically a Seriolella pool. Unlisted demersal, reef and benthopelagic fish use a weak bottom-associated analogue, with taxonomic, depth, size or habitat mismatch.</w:t>
+            </w:r>
+          </w:p>
+        </w:tc>
+      </w:tr>
+      <w:tr>
+        <w:trPr>
+          <w:cantSplit/>
+        </w:trPr>
+        <w:tc>
+          <w:tcPr>
+            <w:tcW w:type="dxa" w:w="3298"/>
+            <w:vAlign w:val="center"/>
+            <w:shd w:fill="FFFFFF"/>
+            <w:tcMar>
+              <w:top w:w="90" w:type="dxa"/>
+              <w:bottom w:w="90" w:type="dxa"/>
+              <w:left w:w="110" w:type="dxa"/>
+              <w:right w:w="110" w:type="dxa"/>
+            </w:tcMar>
+            <w:tcBorders>
+              <w:top w:val="single" w:sz="5" w:color="D9D9D9"/>
+              <w:left w:val="single" w:sz="5" w:color="D9D9D9"/>
+              <w:bottom w:val="single" w:sz="5" w:color="D9D9D9"/>
+              <w:right w:val="single" w:sz="5" w:color="D9D9D9"/>
+            </w:tcBorders>
+          </w:tcPr>
+          <w:p>
+            <w:pPr>
+              <w:spacing w:after="40"/>
+            </w:pPr>
+            <w:r>
+              <w:rPr>
+                <w:rFonts w:ascii="Calibri" w:hAnsi="Calibri"/>
+                <w:sz w:val="21"/>
+              </w:rPr>
+              <w:t xml:space="preserve">Thyrsites atun; Trichiuridae; Trichiurus lepturus</w:t>
+            </w:r>
+          </w:p>
+        </w:tc>
+        <w:tc>
+          <w:tcPr>
+            <w:tcW w:type="dxa" w:w="6710"/>
+            <w:vAlign w:val="center"/>
+            <w:shd w:fill="FFFFFF"/>
+            <w:tcMar>
+              <w:top w:w="90" w:type="dxa"/>
+              <w:bottom w:w="90" w:type="dxa"/>
+              <w:left w:w="110" w:type="dxa"/>
+              <w:right w:w="110" w:type="dxa"/>
+            </w:tcMar>
+            <w:tcBorders>
+              <w:top w:val="single" w:sz="5" w:color="D9D9D9"/>
+              <w:left w:val="single" w:sz="5" w:color="D9D9D9"/>
+              <w:bottom w:val="single" w:sz="5" w:color="D9D9D9"/>
+              <w:right w:val="single" w:sz="5" w:color="D9D9D9"/>
+            </w:tcBorders>
+          </w:tcPr>
+          <w:p>
+            <w:pPr>
+              <w:spacing w:after="40"/>
+            </w:pPr>
+            <w:r>
+              <w:rPr>
+                <w:rFonts w:ascii="Calibri" w:hAnsi="Calibri"/>
+                <w:sz w:val="21"/>
+              </w:rPr>
+              <w:t xml:space="preserve">Other demersal fish is specifically a Seriolella pool. Unlisted demersal, reef and benthopelagic fish use a weak bottom-associated analogue, with taxonomic, depth, size or habitat mismatch.</w:t>
+            </w:r>
+          </w:p>
+        </w:tc>
+      </w:tr>
+      <w:tr>
+        <w:trPr>
+          <w:cantSplit/>
+        </w:trPr>
+        <w:tc>
+          <w:tcPr>
+            <w:tcW w:type="dxa" w:w="3298"/>
+            <w:vAlign w:val="center"/>
+            <w:shd w:fill="FFFFFF"/>
+            <w:tcMar>
+              <w:top w:w="90" w:type="dxa"/>
+              <w:bottom w:w="90" w:type="dxa"/>
+              <w:left w:w="110" w:type="dxa"/>
+              <w:right w:w="110" w:type="dxa"/>
+            </w:tcMar>
+            <w:tcBorders>
+              <w:top w:val="single" w:sz="5" w:color="D9D9D9"/>
+              <w:left w:val="single" w:sz="5" w:color="D9D9D9"/>
+              <w:bottom w:val="single" w:sz="5" w:color="D9D9D9"/>
+              <w:right w:val="single" w:sz="5" w:color="D9D9D9"/>
+            </w:tcBorders>
+          </w:tcPr>
+          <w:p>
+            <w:pPr>
+              <w:spacing w:after="40"/>
+            </w:pPr>
+            <w:r>
+              <w:rPr>
+                <w:rFonts w:ascii="Calibri" w:hAnsi="Calibri"/>
+                <w:sz w:val="21"/>
+              </w:rPr>
+              <w:t xml:space="preserve">Alopias; Alopias vulpinus; Batoidea; Callorhinchus callorynchus; Carcharhinus falciformis; Carcharhinus longimanus; Chondrichthyes; Deania calceus; Galeorhinus galeus; Hexanchus griseus; Isurus; Isurus oxyrinchus; Lamna nasus; Mobula birostris; Mustelus; Mustelus mento; Mustelus whitneyi; Myliobatidae</w:t>
+            </w:r>
+          </w:p>
+        </w:tc>
+        <w:tc>
+          <w:tcPr>
+            <w:tcW w:type="dxa" w:w="6710"/>
+            <w:vAlign w:val="center"/>
+            <w:shd w:fill="FFFFFF"/>
+            <w:tcMar>
+              <w:top w:w="90" w:type="dxa"/>
+              <w:bottom w:w="90" w:type="dxa"/>
+              <w:left w:w="110" w:type="dxa"/>
+              <w:right w:w="110" w:type="dxa"/>
+            </w:tcMar>
+            <w:tcBorders>
+              <w:top w:val="single" w:sz="5" w:color="D9D9D9"/>
+              <w:left w:val="single" w:sz="5" w:color="D9D9D9"/>
+              <w:bottom w:val="single" w:sz="5" w:color="D9D9D9"/>
+              <w:right w:val="single" w:sz="5" w:color="D9D9D9"/>
+            </w:tcBorders>
+          </w:tcPr>
+          <w:p>
+            <w:pPr>
+              <w:spacing w:after="40"/>
+            </w:pPr>
+            <w:r>
+              <w:rPr>
+                <w:rFonts w:ascii="Calibri" w:hAnsi="Calibri"/>
+                <w:sz w:val="21"/>
+              </w:rPr>
+              <w:t xml:space="preserve">Skates contains the named Dipturus/Zearaja chilensis stock. Sharks, other rays and chimaeras share cartilaginous taxonomy but differ in feeding, form and habitat; broad-label composition is unknown.</w:t>
+            </w:r>
+          </w:p>
+        </w:tc>
+      </w:tr>
+      <w:tr>
+        <w:trPr>
+          <w:cantSplit/>
+        </w:trPr>
+        <w:tc>
+          <w:tcPr>
+            <w:tcW w:type="dxa" w:w="3298"/>
+            <w:vAlign w:val="center"/>
+            <w:shd w:fill="FFFFFF"/>
+            <w:tcMar>
+              <w:top w:w="90" w:type="dxa"/>
+              <w:bottom w:w="90" w:type="dxa"/>
+              <w:left w:w="110" w:type="dxa"/>
+              <w:right w:w="110" w:type="dxa"/>
+            </w:tcMar>
+            <w:tcBorders>
+              <w:top w:val="single" w:sz="5" w:color="D9D9D9"/>
+              <w:left w:val="single" w:sz="5" w:color="D9D9D9"/>
+              <w:bottom w:val="single" w:sz="5" w:color="D9D9D9"/>
+              <w:right w:val="single" w:sz="5" w:color="D9D9D9"/>
+            </w:tcBorders>
+          </w:tcPr>
+          <w:p>
+            <w:pPr>
+              <w:spacing w:after="40"/>
+            </w:pPr>
+            <w:r>
+              <w:rPr>
+                <w:rFonts w:ascii="Calibri" w:hAnsi="Calibri"/>
+                <w:sz w:val="21"/>
+              </w:rPr>
+              <w:t xml:space="preserve">Prionace glauca; Pseudobatos planiceps; Rhinoptera steindachneri; Sphyrna zygaena; Squalus acanthias</w:t>
+            </w:r>
+          </w:p>
+        </w:tc>
+        <w:tc>
+          <w:tcPr>
+            <w:tcW w:type="dxa" w:w="6710"/>
+            <w:vAlign w:val="center"/>
+            <w:shd w:fill="FFFFFF"/>
+            <w:tcMar>
+              <w:top w:w="90" w:type="dxa"/>
+              <w:bottom w:w="90" w:type="dxa"/>
+              <w:left w:w="110" w:type="dxa"/>
+              <w:right w:w="110" w:type="dxa"/>
+            </w:tcMar>
+            <w:tcBorders>
+              <w:top w:val="single" w:sz="5" w:color="D9D9D9"/>
+              <w:left w:val="single" w:sz="5" w:color="D9D9D9"/>
+              <w:bottom w:val="single" w:sz="5" w:color="D9D9D9"/>
+              <w:right w:val="single" w:sz="5" w:color="D9D9D9"/>
+            </w:tcBorders>
+          </w:tcPr>
+          <w:p>
+            <w:pPr>
+              <w:spacing w:after="40"/>
+            </w:pPr>
+            <w:r>
+              <w:rPr>
+                <w:rFonts w:ascii="Calibri" w:hAnsi="Calibri"/>
+                <w:sz w:val="21"/>
+              </w:rPr>
+              <w:t xml:space="preserve">Skates contains the named Dipturus/Zearaja chilensis stock. Sharks, other rays and chimaeras share cartilaginous taxonomy but differ in feeding, form and habitat; broad-label composition is unknown.</w:t>
+            </w:r>
+          </w:p>
+        </w:tc>
+      </w:tr>
+      <w:tr>
+        <w:trPr>
+          <w:cantSplit/>
+        </w:trPr>
+        <w:tc>
+          <w:tcPr>
+            <w:tcW w:type="dxa" w:w="3298"/>
+            <w:vAlign w:val="center"/>
+            <w:shd w:fill="FFFFFF"/>
+            <w:tcMar>
+              <w:top w:w="90" w:type="dxa"/>
+              <w:bottom w:w="90" w:type="dxa"/>
+              <w:left w:w="110" w:type="dxa"/>
+              <w:right w:w="110" w:type="dxa"/>
+            </w:tcMar>
+            <w:tcBorders>
+              <w:top w:val="single" w:sz="5" w:color="D9D9D9"/>
+              <w:left w:val="single" w:sz="5" w:color="D9D9D9"/>
+              <w:bottom w:val="single" w:sz="5" w:color="D9D9D9"/>
+              <w:right w:val="single" w:sz="5" w:color="D9D9D9"/>
+            </w:tcBorders>
+          </w:tcPr>
+          <w:p>
+            <w:pPr>
+              <w:spacing w:after="40"/>
+            </w:pPr>
+            <w:r>
+              <w:rPr>
+                <w:rFonts w:ascii="Calibri" w:hAnsi="Calibri"/>
+                <w:sz w:val="21"/>
+              </w:rPr>
+              <w:t xml:space="preserve">Marine fishes not identified</w:t>
+            </w:r>
+          </w:p>
+        </w:tc>
+        <w:tc>
+          <w:tcPr>
+            <w:tcW w:type="dxa" w:w="6710"/>
+            <w:vAlign w:val="center"/>
+            <w:shd w:fill="FFFFFF"/>
+            <w:tcMar>
+              <w:top w:w="90" w:type="dxa"/>
+              <w:bottom w:w="90" w:type="dxa"/>
+              <w:left w:w="110" w:type="dxa"/>
+              <w:right w:w="110" w:type="dxa"/>
+            </w:tcMar>
+            <w:tcBorders>
+              <w:top w:val="single" w:sz="5" w:color="D9D9D9"/>
+              <w:left w:val="single" w:sz="5" w:color="D9D9D9"/>
+              <w:bottom w:val="single" w:sz="5" w:color="D9D9D9"/>
+              <w:right w:val="single" w:sz="5" w:color="D9D9D9"/>
+            </w:tcBorders>
+          </w:tcPr>
+          <w:p>
+            <w:pPr>
+              <w:spacing w:after="40"/>
+            </w:pPr>
+            <w:r>
+              <w:rPr>
+                <w:rFonts w:ascii="Calibri" w:hAnsi="Calibri"/>
+                <w:sz w:val="21"/>
+              </w:rPr>
+              <w:t xml:space="preserve">Verified bony-fish reporting scope excludes Skates, but composition across named and pooled fish groups and unrepresented taxa remains unknown. 1980 model biomass proportions replace incomplete source catches, assuming regional composition and catchability across years and catch bases.</w:t>
+            </w:r>
+          </w:p>
+        </w:tc>
+      </w:tr>
+      <w:tr>
+        <w:trPr>
+          <w:cantSplit/>
+        </w:trPr>
+        <w:tc>
+          <w:tcPr>
+            <w:tcW w:type="dxa" w:w="3298"/>
+            <w:vAlign w:val="center"/>
+            <w:shd w:fill="FFFFFF"/>
+            <w:tcMar>
+              <w:top w:w="90" w:type="dxa"/>
+              <w:bottom w:w="90" w:type="dxa"/>
+              <w:left w:w="110" w:type="dxa"/>
+              <w:right w:w="110" w:type="dxa"/>
+            </w:tcMar>
+            <w:tcBorders>
+              <w:top w:val="single" w:sz="5" w:color="D9D9D9"/>
+              <w:left w:val="single" w:sz="5" w:color="D9D9D9"/>
+              <w:bottom w:val="single" w:sz="5" w:color="D9D9D9"/>
+              <w:right w:val="single" w:sz="5" w:color="D9D9D9"/>
+            </w:tcBorders>
+          </w:tcPr>
+          <w:p>
+            <w:pPr>
+              <w:spacing w:after="40"/>
+            </w:pPr>
+            <w:r>
+              <w:rPr>
+                <w:rFonts w:ascii="Calibri" w:hAnsi="Calibri"/>
+                <w:sz w:val="21"/>
+              </w:rPr>
+              <w:t xml:space="preserve">Elasmobranchii</w:t>
+            </w:r>
+          </w:p>
+        </w:tc>
+        <w:tc>
+          <w:tcPr>
+            <w:tcW w:type="dxa" w:w="6710"/>
+            <w:vAlign w:val="center"/>
+            <w:shd w:fill="FFFFFF"/>
+            <w:tcMar>
+              <w:top w:w="90" w:type="dxa"/>
+              <w:bottom w:w="90" w:type="dxa"/>
+              <w:left w:w="110" w:type="dxa"/>
+              <w:right w:w="110" w:type="dxa"/>
+            </w:tcMar>
+            <w:tcBorders>
+              <w:top w:val="single" w:sz="5" w:color="D9D9D9"/>
+              <w:left w:val="single" w:sz="5" w:color="D9D9D9"/>
+              <w:bottom w:val="single" w:sz="5" w:color="D9D9D9"/>
+              <w:right w:val="single" w:sz="5" w:color="D9D9D9"/>
+            </w:tcBorders>
+          </w:tcPr>
+          <w:p>
+            <w:pPr>
+              <w:spacing w:after="40"/>
+            </w:pPr>
+            <w:r>
+              <w:rPr>
+                <w:rFonts w:ascii="Calibri" w:hAnsi="Calibri"/>
+                <w:sz w:val="21"/>
+              </w:rPr>
+              <w:t xml:space="preserve">The shark/ray/skate reporting category excludes chimaeras. Skates supplies only a weak analogue for its unknown mixture, with feeding, form and habitat differences.</w:t>
+            </w:r>
+          </w:p>
+        </w:tc>
+      </w:tr>
+      <w:tr>
+        <w:trPr>
+          <w:cantSplit/>
+        </w:trPr>
+        <w:tc>
+          <w:tcPr>
+            <w:tcW w:type="dxa" w:w="3298"/>
+            <w:vAlign w:val="center"/>
+            <w:shd w:fill="FFFFFF"/>
+            <w:tcMar>
+              <w:top w:w="90" w:type="dxa"/>
+              <w:bottom w:w="90" w:type="dxa"/>
+              <w:left w:w="110" w:type="dxa"/>
+              <w:right w:w="110" w:type="dxa"/>
+            </w:tcMar>
+            <w:tcBorders>
+              <w:top w:val="single" w:sz="5" w:color="D9D9D9"/>
+              <w:left w:val="single" w:sz="5" w:color="D9D9D9"/>
+              <w:bottom w:val="single" w:sz="5" w:color="D9D9D9"/>
+              <w:right w:val="single" w:sz="5" w:color="D9D9D9"/>
+            </w:tcBorders>
+          </w:tcPr>
+          <w:p>
+            <w:pPr>
+              <w:spacing w:after="40"/>
+            </w:pPr>
+            <w:r>
+              <w:rPr>
+                <w:rFonts w:ascii="Calibri" w:hAnsi="Calibri"/>
+                <w:sz w:val="21"/>
+              </w:rPr>
+              <w:t xml:space="preserve">Doryteuthis gahi</w:t>
+            </w:r>
+          </w:p>
+        </w:tc>
+        <w:tc>
+          <w:tcPr>
+            <w:tcW w:type="dxa" w:w="6710"/>
+            <w:vAlign w:val="center"/>
+            <w:shd w:fill="FFFFFF"/>
+            <w:tcMar>
+              <w:top w:w="90" w:type="dxa"/>
+              <w:bottom w:w="90" w:type="dxa"/>
+              <w:left w:w="110" w:type="dxa"/>
+              <w:right w:w="110" w:type="dxa"/>
+            </w:tcMar>
+            <w:tcBorders>
+              <w:top w:val="single" w:sz="5" w:color="D9D9D9"/>
+              <w:left w:val="single" w:sz="5" w:color="D9D9D9"/>
+              <w:bottom w:val="single" w:sz="5" w:color="D9D9D9"/>
+              <w:right w:val="single" w:sz="5" w:color="D9D9D9"/>
+            </w:tcBorders>
+          </w:tcPr>
+          <w:p>
+            <w:pPr>
+              <w:spacing w:after="40"/>
+            </w:pPr>
+            <w:r>
+              <w:rPr>
+                <w:rFonts w:ascii="Calibri" w:hAnsi="Calibri"/>
+                <w:sz w:val="21"/>
+              </w:rPr>
+              <w:t xml:space="preserve">Shelf squid uses Small pelagic fish as a partial active-nekton analogue. It is not a source-listed fish; taxonomy, feeding and shelf/demersal movements differ.</w:t>
+            </w:r>
+          </w:p>
+        </w:tc>
+      </w:tr>
+      <w:tr>
+        <w:trPr>
+          <w:cantSplit/>
+        </w:trPr>
+        <w:tc>
+          <w:tcPr>
+            <w:tcW w:type="dxa" w:w="3298"/>
+            <w:vAlign w:val="center"/>
+            <w:shd w:fill="FFFFFF"/>
+            <w:tcMar>
+              <w:top w:w="90" w:type="dxa"/>
+              <w:bottom w:w="90" w:type="dxa"/>
+              <w:left w:w="110" w:type="dxa"/>
+              <w:right w:w="110" w:type="dxa"/>
+            </w:tcMar>
+            <w:tcBorders>
+              <w:top w:val="single" w:sz="5" w:color="D9D9D9"/>
+              <w:left w:val="single" w:sz="5" w:color="D9D9D9"/>
+              <w:bottom w:val="single" w:sz="5" w:color="D9D9D9"/>
+              <w:right w:val="single" w:sz="5" w:color="D9D9D9"/>
+            </w:tcBorders>
+          </w:tcPr>
+          <w:p>
+            <w:pPr>
+              <w:spacing w:after="40"/>
+            </w:pPr>
+            <w:r>
+              <w:rPr>
+                <w:rFonts w:ascii="Calibri" w:hAnsi="Calibri"/>
+                <w:sz w:val="21"/>
+              </w:rPr>
+              <w:t xml:space="preserve">Mollusca</w:t>
+            </w:r>
+          </w:p>
+        </w:tc>
+        <w:tc>
+          <w:tcPr>
+            <w:tcW w:type="dxa" w:w="6710"/>
+            <w:vAlign w:val="center"/>
+            <w:shd w:fill="FFFFFF"/>
+            <w:tcMar>
+              <w:top w:w="90" w:type="dxa"/>
+              <w:bottom w:w="90" w:type="dxa"/>
+              <w:left w:w="110" w:type="dxa"/>
+              <w:right w:w="110" w:type="dxa"/>
+            </w:tcMar>
+            <w:tcBorders>
+              <w:top w:val="single" w:sz="5" w:color="D9D9D9"/>
+              <w:left w:val="single" w:sz="5" w:color="D9D9D9"/>
+              <w:bottom w:val="single" w:sz="5" w:color="D9D9D9"/>
+              <w:right w:val="single" w:sz="5" w:color="D9D9D9"/>
+            </w:tcBorders>
+          </w:tcPr>
+          <w:p>
+            <w:pPr>
+              <w:spacing w:after="40"/>
+            </w:pPr>
+            <w:r>
+              <w:rPr>
+                <w:rFonts w:ascii="Calibri" w:hAnsi="Calibri"/>
+                <w:sz w:val="21"/>
+              </w:rPr>
+              <w:t xml:space="preserve">Unknown mollusc composition mixes benthic members with pelagic squid, which uses only a weak fish analogue. 1980 model biomass proportions replace incomplete source catches, assuming regional composition and catchability across years and catch bases.</w:t>
+            </w:r>
+          </w:p>
+        </w:tc>
+      </w:tr>
+      <w:tr>
+        <w:trPr>
+          <w:cantSplit/>
+        </w:trPr>
+        <w:tc>
+          <w:tcPr>
+            <w:tcW w:type="dxa" w:w="3298"/>
+            <w:vAlign w:val="center"/>
+            <w:shd w:fill="FFFFFF"/>
+            <w:tcMar>
+              <w:top w:w="90" w:type="dxa"/>
+              <w:bottom w:w="90" w:type="dxa"/>
+              <w:left w:w="110" w:type="dxa"/>
+              <w:right w:w="110" w:type="dxa"/>
+            </w:tcMar>
+            <w:tcBorders>
+              <w:top w:val="single" w:sz="5" w:color="D9D9D9"/>
+              <w:left w:val="single" w:sz="5" w:color="D9D9D9"/>
+              <w:bottom w:val="single" w:sz="5" w:color="D9D9D9"/>
+              <w:right w:val="single" w:sz="5" w:color="D9D9D9"/>
+            </w:tcBorders>
+          </w:tcPr>
+          <w:p>
+            <w:pPr>
+              <w:spacing w:after="40"/>
+            </w:pPr>
+            <w:r>
+              <w:rPr>
+                <w:rFonts w:ascii="Calibri" w:hAnsi="Calibri"/>
+                <w:sz w:val="21"/>
+              </w:rPr>
+              <w:t xml:space="preserve">Marine pelagic fishes not identified</w:t>
+            </w:r>
+          </w:p>
+        </w:tc>
+        <w:tc>
+          <w:tcPr>
+            <w:tcW w:type="dxa" w:w="6710"/>
+            <w:vAlign w:val="center"/>
+            <w:shd w:fill="FFFFFF"/>
+            <w:tcMar>
+              <w:top w:w="90" w:type="dxa"/>
+              <w:bottom w:w="90" w:type="dxa"/>
+              <w:left w:w="110" w:type="dxa"/>
+              <w:right w:w="110" w:type="dxa"/>
+            </w:tcMar>
+            <w:tcBorders>
+              <w:top w:val="single" w:sz="5" w:color="D9D9D9"/>
+              <w:left w:val="single" w:sz="5" w:color="D9D9D9"/>
+              <w:bottom w:val="single" w:sz="5" w:color="D9D9D9"/>
+              <w:right w:val="single" w:sz="5" w:color="D9D9D9"/>
+            </w:tcBorders>
+          </w:tcPr>
+          <w:p>
+            <w:pPr>
+              <w:spacing w:after="40"/>
+            </w:pPr>
+            <w:r>
+              <w:rPr>
+                <w:rFonts w:ascii="Calibri" w:hAnsi="Calibri"/>
+                <w:sz w:val="21"/>
+              </w:rPr>
+              <w:t xml:space="preserve">The reporting category is bony fish; Small pelagic fish is the only explicitly pelagic pool. Unknown mixture and unrepresented large predators make the assumed composition uncertain.</w:t>
+            </w:r>
+          </w:p>
+        </w:tc>
+      </w:tr>
+      <w:tr>
+        <w:trPr>
+          <w:cantSplit/>
+        </w:trPr>
+        <w:tc>
+          <w:tcPr>
+            <w:tcW w:type="dxa" w:w="3298"/>
+            <w:vAlign w:val="center"/>
+            <w:shd w:fill="FFFFFF"/>
+            <w:tcMar>
+              <w:top w:w="90" w:type="dxa"/>
+              <w:bottom w:w="90" w:type="dxa"/>
+              <w:left w:w="110" w:type="dxa"/>
+              <w:right w:w="110" w:type="dxa"/>
+            </w:tcMar>
+            <w:tcBorders>
+              <w:top w:val="single" w:sz="5" w:color="D9D9D9"/>
+              <w:left w:val="single" w:sz="5" w:color="D9D9D9"/>
+              <w:bottom w:val="single" w:sz="5" w:color="D9D9D9"/>
+              <w:right w:val="single" w:sz="5" w:color="D9D9D9"/>
+            </w:tcBorders>
+          </w:tcPr>
+          <w:p>
+            <w:pPr>
+              <w:spacing w:after="40"/>
+            </w:pPr>
+            <w:r>
+              <w:rPr>
+                <w:rFonts w:ascii="Calibri" w:hAnsi="Calibri"/>
+                <w:sz w:val="21"/>
+              </w:rPr>
+              <w:t xml:space="preserve">Hoplostethus atlanticus; Lampris guttatus; Lepidocybium flavobrunneum</w:t>
+            </w:r>
+          </w:p>
+        </w:tc>
+        <w:tc>
+          <w:tcPr>
+            <w:tcW w:type="dxa" w:w="6710"/>
+            <w:vAlign w:val="center"/>
+            <w:shd w:fill="FFFFFF"/>
+            <w:tcMar>
+              <w:top w:w="90" w:type="dxa"/>
+              <w:bottom w:w="90" w:type="dxa"/>
+              <w:left w:w="110" w:type="dxa"/>
+              <w:right w:w="110" w:type="dxa"/>
+            </w:tcMar>
+            <w:tcBorders>
+              <w:top w:val="single" w:sz="5" w:color="D9D9D9"/>
+              <w:left w:val="single" w:sz="5" w:color="D9D9D9"/>
+              <w:bottom w:val="single" w:sz="5" w:color="D9D9D9"/>
+              <w:right w:val="single" w:sz="5" w:color="D9D9D9"/>
+            </w:tcBorders>
+          </w:tcPr>
+          <w:p>
+            <w:pPr>
+              <w:spacing w:after="40"/>
+            </w:pPr>
+            <w:r>
+              <w:rPr>
+                <w:rFonts w:ascii="Calibri" w:hAnsi="Calibri"/>
+                <w:sz w:val="21"/>
+              </w:rPr>
+              <w:t xml:space="preserve">Deep-water pelagic fish use Small pelagic fish as the only pelagic fish analogue. Their depth and size are poorly represented by the source pool.</w:t>
+            </w:r>
+          </w:p>
+        </w:tc>
+      </w:tr>
+      <w:tr>
+        <w:trPr>
+          <w:cantSplit/>
+        </w:trPr>
+        <w:tc>
+          <w:tcPr>
+            <w:tcW w:type="dxa" w:w="3298"/>
+            <w:vAlign w:val="center"/>
+            <w:shd w:fill="FFFFFF"/>
+            <w:tcMar>
+              <w:top w:w="90" w:type="dxa"/>
+              <w:bottom w:w="90" w:type="dxa"/>
+              <w:left w:w="110" w:type="dxa"/>
+              <w:right w:w="110" w:type="dxa"/>
+            </w:tcMar>
+            <w:tcBorders>
+              <w:top w:val="single" w:sz="5" w:color="D9D9D9"/>
+              <w:left w:val="single" w:sz="5" w:color="D9D9D9"/>
+              <w:bottom w:val="single" w:sz="5" w:color="D9D9D9"/>
+              <w:right w:val="single" w:sz="5" w:color="D9D9D9"/>
+            </w:tcBorders>
+          </w:tcPr>
+          <w:p>
+            <w:pPr>
+              <w:spacing w:after="40"/>
+            </w:pPr>
+            <w:r>
+              <w:rPr>
+                <w:rFonts w:ascii="Calibri" w:hAnsi="Calibri"/>
+                <w:sz w:val="21"/>
+              </w:rPr>
+              <w:t xml:space="preserve">Perciformes</w:t>
+            </w:r>
+          </w:p>
+        </w:tc>
+        <w:tc>
+          <w:tcPr>
+            <w:tcW w:type="dxa" w:w="6710"/>
+            <w:vAlign w:val="center"/>
+            <w:shd w:fill="FFFFFF"/>
+            <w:tcMar>
+              <w:top w:w="90" w:type="dxa"/>
+              <w:bottom w:w="90" w:type="dxa"/>
+              <w:left w:w="110" w:type="dxa"/>
+              <w:right w:w="110" w:type="dxa"/>
+            </w:tcMar>
+            <w:tcBorders>
+              <w:top w:val="single" w:sz="5" w:color="D9D9D9"/>
+              <w:left w:val="single" w:sz="5" w:color="D9D9D9"/>
+              <w:bottom w:val="single" w:sz="5" w:color="D9D9D9"/>
+              <w:right w:val="single" w:sz="5" w:color="D9D9D9"/>
+            </w:tcBorders>
+          </w:tcPr>
+          <w:p>
+            <w:pPr>
+              <w:spacing w:after="40"/>
+            </w:pPr>
+            <w:r>
+              <w:rPr>
+                <w:rFonts w:ascii="Calibri" w:hAnsi="Calibri"/>
+                <w:sz w:val="21"/>
+              </w:rPr>
+              <w:t xml:space="preserve">Historical fisheries scope is broader than modern orders. Brama-like pelagic and Seriolella-like demersal pools approximate an unknown mixture. 1980 model biomass proportions replace incomplete source catches, assuming regional composition and catchability across years and catch bases.</w:t>
+            </w:r>
+          </w:p>
+        </w:tc>
+      </w:tr>
+      <w:tr>
+        <w:trPr>
+          <w:cantSplit/>
+        </w:trPr>
+        <w:tc>
+          <w:tcPr>
+            <w:tcW w:type="dxa" w:w="3298"/>
+            <w:vAlign w:val="center"/>
+            <w:shd w:fill="FFFFFF"/>
+            <w:tcMar>
+              <w:top w:w="90" w:type="dxa"/>
+              <w:bottom w:w="90" w:type="dxa"/>
+              <w:left w:w="110" w:type="dxa"/>
+              <w:right w:w="110" w:type="dxa"/>
+            </w:tcMar>
+            <w:tcBorders>
+              <w:top w:val="single" w:sz="5" w:color="D9D9D9"/>
+              <w:left w:val="single" w:sz="5" w:color="D9D9D9"/>
+              <w:bottom w:val="single" w:sz="5" w:color="D9D9D9"/>
+              <w:right w:val="single" w:sz="5" w:color="D9D9D9"/>
+            </w:tcBorders>
+          </w:tcPr>
+          <w:p>
+            <w:pPr>
+              <w:spacing w:after="40"/>
+            </w:pPr>
+            <w:r>
+              <w:rPr>
+                <w:rFonts w:ascii="Calibri" w:hAnsi="Calibri"/>
+                <w:sz w:val="21"/>
+              </w:rPr>
+              <w:t xml:space="preserve">Malacostraca</w:t>
+            </w:r>
+          </w:p>
+        </w:tc>
+        <w:tc>
+          <w:tcPr>
+            <w:tcW w:type="dxa" w:w="6710"/>
+            <w:vAlign w:val="center"/>
+            <w:shd w:fill="FFFFFF"/>
+            <w:tcMar>
+              <w:top w:w="90" w:type="dxa"/>
+              <w:bottom w:w="90" w:type="dxa"/>
+              <w:left w:w="110" w:type="dxa"/>
+              <w:right w:w="110" w:type="dxa"/>
+            </w:tcMar>
+            <w:tcBorders>
+              <w:top w:val="single" w:sz="5" w:color="D9D9D9"/>
+              <w:left w:val="single" w:sz="5" w:color="D9D9D9"/>
+              <w:bottom w:val="single" w:sz="5" w:color="D9D9D9"/>
+              <w:right w:val="single" w:sz="5" w:color="D9D9D9"/>
+            </w:tcBorders>
+          </w:tcPr>
+          <w:p>
+            <w:pPr>
+              <w:spacing w:after="40"/>
+            </w:pPr>
+            <w:r>
+              <w:rPr>
+                <w:rFonts w:ascii="Calibri" w:hAnsi="Calibri"/>
+                <w:sz w:val="21"/>
+              </w:rPr>
+              <w:t xml:space="preserve">Unknown crustacean composition spans euphausiid Macrozooplankton and Benthos; copepods are excluded. 1980 model biomass proportions replace incomplete source catches, assuming regional composition and catchability across years and catch bases.</w:t>
+            </w:r>
+          </w:p>
+        </w:tc>
+      </w:tr>
+      <w:tr>
+        <w:trPr>
+          <w:cantSplit/>
+        </w:trPr>
+        <w:tc>
+          <w:tcPr>
+            <w:tcW w:type="dxa" w:w="3298"/>
+            <w:vAlign w:val="center"/>
+            <w:shd w:fill="FFFFFF"/>
+            <w:tcMar>
+              <w:top w:w="90" w:type="dxa"/>
+              <w:bottom w:w="90" w:type="dxa"/>
+              <w:left w:w="110" w:type="dxa"/>
+              <w:right w:w="110" w:type="dxa"/>
+            </w:tcMar>
+            <w:tcBorders>
+              <w:top w:val="single" w:sz="5" w:color="D9D9D9"/>
+              <w:left w:val="single" w:sz="5" w:color="D9D9D9"/>
+              <w:bottom w:val="single" w:sz="5" w:color="D9D9D9"/>
+              <w:right w:val="single" w:sz="5" w:color="D9D9D9"/>
+            </w:tcBorders>
+          </w:tcPr>
+          <w:p>
+            <w:pPr>
+              <w:spacing w:after="40"/>
+            </w:pPr>
+            <w:r>
+              <w:rPr>
+                <w:rFonts w:ascii="Calibri" w:hAnsi="Calibri"/>
+                <w:sz w:val="21"/>
+              </w:rPr>
+              <w:t xml:space="preserve">Galaxias maculatus</w:t>
+            </w:r>
+          </w:p>
+        </w:tc>
+        <w:tc>
+          <w:tcPr>
+            <w:tcW w:type="dxa" w:w="6710"/>
+            <w:vAlign w:val="center"/>
+            <w:shd w:fill="FFFFFF"/>
+            <w:tcMar>
+              <w:top w:w="90" w:type="dxa"/>
+              <w:bottom w:w="90" w:type="dxa"/>
+              <w:left w:w="110" w:type="dxa"/>
+              <w:right w:w="110" w:type="dxa"/>
+            </w:tcMar>
+            <w:tcBorders>
+              <w:top w:val="single" w:sz="5" w:color="D9D9D9"/>
+              <w:left w:val="single" w:sz="5" w:color="D9D9D9"/>
+              <w:bottom w:val="single" w:sz="5" w:color="D9D9D9"/>
+              <w:right w:val="single" w:sz="5" w:color="D9D9D9"/>
+            </w:tcBorders>
+          </w:tcPr>
+          <w:p>
+            <w:pPr>
+              <w:spacing w:after="40"/>
+            </w:pPr>
+            <w:r>
+              <w:rPr>
+                <w:rFonts w:ascii="Calibri" w:hAnsi="Calibri"/>
+                <w:sz w:val="21"/>
+              </w:rPr>
+              <w:t xml:space="preserve">The diadromous and estuarine fish has no freshwater compartment. The Seriolella-defined Other demersal fish pool is only a weak coastal-fish analogue, with size and habitat mismatch.</w:t>
+            </w:r>
+          </w:p>
+        </w:tc>
+      </w:tr>
+      <w:tr>
+        <w:trPr>
+          <w:cantSplit/>
+        </w:trPr>
+        <w:tc>
+          <w:tcPr>
+            <w:tcW w:type="dxa" w:w="3298"/>
+            <w:vAlign w:val="center"/>
+            <w:shd w:fill="FFFFFF"/>
+            <w:tcMar>
+              <w:top w:w="90" w:type="dxa"/>
+              <w:bottom w:w="90" w:type="dxa"/>
+              <w:left w:w="110" w:type="dxa"/>
+              <w:right w:w="110" w:type="dxa"/>
+            </w:tcMar>
+            <w:tcBorders>
+              <w:top w:val="single" w:sz="5" w:color="D9D9D9"/>
+              <w:left w:val="single" w:sz="5" w:color="D9D9D9"/>
+              <w:bottom w:val="single" w:sz="5" w:color="D9D9D9"/>
+              <w:right w:val="single" w:sz="5" w:color="D9D9D9"/>
+            </w:tcBorders>
+          </w:tcPr>
+          <w:p>
+            <w:pPr>
+              <w:spacing w:after="40"/>
+            </w:pPr>
+            <w:r>
+              <w:rPr>
+                <w:rFonts w:ascii="Calibri" w:hAnsi="Calibri"/>
+                <w:sz w:val="21"/>
+              </w:rPr>
+              <w:t xml:space="preserve">Actinopterygii</w:t>
+            </w:r>
+          </w:p>
+        </w:tc>
+        <w:tc>
+          <w:tcPr>
+            <w:tcW w:type="dxa" w:w="6710"/>
+            <w:vAlign w:val="center"/>
+            <w:shd w:fill="FFFFFF"/>
+            <w:tcMar>
+              <w:top w:w="90" w:type="dxa"/>
+              <w:bottom w:w="90" w:type="dxa"/>
+              <w:left w:w="110" w:type="dxa"/>
+              <w:right w:w="110" w:type="dxa"/>
+            </w:tcMar>
+            <w:tcBorders>
+              <w:top w:val="single" w:sz="5" w:color="D9D9D9"/>
+              <w:left w:val="single" w:sz="5" w:color="D9D9D9"/>
+              <w:bottom w:val="single" w:sz="5" w:color="D9D9D9"/>
+              <w:right w:val="single" w:sz="5" w:color="D9D9D9"/>
+            </w:tcBorders>
+          </w:tcPr>
+          <w:p>
+            <w:pPr>
+              <w:spacing w:after="40"/>
+            </w:pPr>
+            <w:r>
+              <w:rPr>
+                <w:rFonts w:ascii="Calibri" w:hAnsi="Calibri"/>
+                <w:sz w:val="21"/>
+              </w:rPr>
+              <w:t xml:space="preserve">Ray-finned fish have unknown composition across named and pooled bony-fish groups; Skates is excluded. 1980 model biomass proportions replace incomplete source catches, assuming regional composition and catchability across years and catch bases.</w:t>
+            </w:r>
+          </w:p>
+        </w:tc>
+      </w:tr>
+      <w:tr>
+        <w:trPr>
+          <w:cantSplit/>
+        </w:trPr>
+        <w:tc>
+          <w:tcPr>
+            <w:tcW w:type="dxa" w:w="3298"/>
+            <w:vAlign w:val="center"/>
+            <w:shd w:fill="FFFFFF"/>
+            <w:tcMar>
+              <w:top w:w="90" w:type="dxa"/>
+              <w:bottom w:w="90" w:type="dxa"/>
+              <w:left w:w="110" w:type="dxa"/>
+              <w:right w:w="110" w:type="dxa"/>
+            </w:tcMar>
+            <w:tcBorders>
+              <w:top w:val="single" w:sz="5" w:color="D9D9D9"/>
+              <w:left w:val="single" w:sz="5" w:color="D9D9D9"/>
+              <w:bottom w:val="single" w:sz="5" w:color="D9D9D9"/>
+              <w:right w:val="single" w:sz="5" w:color="D9D9D9"/>
+            </w:tcBorders>
+          </w:tcPr>
+          <w:p>
+            <w:pPr>
+              <w:spacing w:after="40"/>
+            </w:pPr>
+            <w:r>
+              <w:rPr>
+                <w:rFonts w:ascii="Calibri" w:hAnsi="Calibri"/>
+                <w:sz w:val="21"/>
+              </w:rPr>
+              <w:t xml:space="preserve">Chrysaora plocamia</w:t>
+            </w:r>
+          </w:p>
+        </w:tc>
+        <w:tc>
+          <w:tcPr>
+            <w:tcW w:type="dxa" w:w="6710"/>
+            <w:vAlign w:val="center"/>
+            <w:shd w:fill="FFFFFF"/>
+            <w:tcMar>
+              <w:top w:w="90" w:type="dxa"/>
+              <w:bottom w:w="90" w:type="dxa"/>
+              <w:left w:w="110" w:type="dxa"/>
+              <w:right w:w="110" w:type="dxa"/>
+            </w:tcMar>
+            <w:tcBorders>
+              <w:top w:val="single" w:sz="5" w:color="D9D9D9"/>
+              <w:left w:val="single" w:sz="5" w:color="D9D9D9"/>
+              <w:bottom w:val="single" w:sz="5" w:color="D9D9D9"/>
+              <w:right w:val="single" w:sz="5" w:color="D9D9D9"/>
+            </w:tcBorders>
+          </w:tcPr>
+          <w:p>
+            <w:pPr>
+              <w:spacing w:after="40"/>
+            </w:pPr>
+            <w:r>
+              <w:rPr>
+                <w:rFonts w:ascii="Calibri" w:hAnsi="Calibri"/>
+                <w:sz w:val="21"/>
+              </w:rPr>
+              <w:t xml:space="preserve">Macrozooplankton explicitly represents euphausiids. The jellyfish shares a pelagic invertebrate role but differs in body size, gelatinous composition and feeding.</w:t>
+            </w:r>
+          </w:p>
+        </w:tc>
+      </w:tr>
+      <w:tr>
+        <w:trPr>
+          <w:cantSplit/>
+        </w:trPr>
+        <w:tc>
+          <w:tcPr>
+            <w:tcW w:type="dxa" w:w="3298"/>
+            <w:vAlign w:val="center"/>
+            <w:shd w:fill="FFFFFF"/>
+            <w:tcMar>
+              <w:top w:w="90" w:type="dxa"/>
+              <w:bottom w:w="90" w:type="dxa"/>
+              <w:left w:w="110" w:type="dxa"/>
+              <w:right w:w="110" w:type="dxa"/>
+            </w:tcMar>
+            <w:tcBorders>
+              <w:top w:val="single" w:sz="5" w:color="D9D9D9"/>
+              <w:left w:val="single" w:sz="5" w:color="D9D9D9"/>
+              <w:bottom w:val="single" w:sz="5" w:color="D9D9D9"/>
+              <w:right w:val="single" w:sz="5" w:color="D9D9D9"/>
+            </w:tcBorders>
+          </w:tcPr>
+          <w:p>
+            <w:pPr>
+              <w:spacing w:after="40"/>
+            </w:pPr>
+            <w:r>
+              <w:rPr>
+                <w:rFonts w:ascii="Calibri" w:hAnsi="Calibri"/>
+                <w:sz w:val="21"/>
+              </w:rPr>
+              <w:t xml:space="preserve">Gadiformes</w:t>
+            </w:r>
+          </w:p>
+        </w:tc>
+        <w:tc>
+          <w:tcPr>
+            <w:tcW w:type="dxa" w:w="6710"/>
+            <w:vAlign w:val="center"/>
+            <w:shd w:fill="FFFFFF"/>
+            <w:tcMar>
+              <w:top w:w="90" w:type="dxa"/>
+              <w:bottom w:w="90" w:type="dxa"/>
+              <w:left w:w="110" w:type="dxa"/>
+              <w:right w:w="110" w:type="dxa"/>
+            </w:tcMar>
+            <w:tcBorders>
+              <w:top w:val="single" w:sz="5" w:color="D9D9D9"/>
+              <w:left w:val="single" w:sz="5" w:color="D9D9D9"/>
+              <w:bottom w:val="single" w:sz="5" w:color="D9D9D9"/>
+              <w:right w:val="single" w:sz="5" w:color="D9D9D9"/>
+            </w:tcBorders>
+          </w:tcPr>
+          <w:p>
+            <w:pPr>
+              <w:spacing w:after="40"/>
+            </w:pPr>
+            <w:r>
+              <w:rPr>
+                <w:rFonts w:ascii="Calibri" w:hAnsi="Calibri"/>
+                <w:sz w:val="21"/>
+              </w:rPr>
+              <w:t xml:space="preserve">The broad cod-like label mixes named hoki, whiting and hake with unrepresented grenadiers represented only by a demersal analogue. 1980 model biomass proportions replace incomplete source catches, assuming regional composition and catchability across years and catch bases.</w:t>
+            </w:r>
+          </w:p>
+        </w:tc>
+      </w:tr>
+      <w:tr>
+        <w:trPr>
+          <w:cantSplit/>
+        </w:trPr>
+        <w:tc>
+          <w:tcPr>
+            <w:tcW w:type="dxa" w:w="3298"/>
+            <w:vAlign w:val="center"/>
+            <w:shd w:fill="FFFFFF"/>
+            <w:tcMar>
+              <w:top w:w="90" w:type="dxa"/>
+              <w:bottom w:w="90" w:type="dxa"/>
+              <w:left w:w="110" w:type="dxa"/>
+              <w:right w:w="110" w:type="dxa"/>
+            </w:tcMar>
+            <w:tcBorders>
+              <w:top w:val="single" w:sz="5" w:color="D9D9D9"/>
+              <w:left w:val="single" w:sz="5" w:color="D9D9D9"/>
+              <w:bottom w:val="single" w:sz="5" w:color="D9D9D9"/>
+              <w:right w:val="single" w:sz="5" w:color="D9D9D9"/>
+            </w:tcBorders>
+          </w:tcPr>
+          <w:p>
+            <w:pPr>
+              <w:spacing w:after="40"/>
+            </w:pPr>
+            <w:r>
+              <w:rPr>
+                <w:rFonts w:ascii="Calibri" w:hAnsi="Calibri"/>
+                <w:sz w:val="21"/>
+              </w:rPr>
+              <w:t xml:space="preserve">Marine finfishes not identified</w:t>
+            </w:r>
+          </w:p>
+        </w:tc>
+        <w:tc>
+          <w:tcPr>
+            <w:tcW w:type="dxa" w:w="6710"/>
+            <w:vAlign w:val="center"/>
+            <w:shd w:fill="FFFFFF"/>
+            <w:tcMar>
+              <w:top w:w="90" w:type="dxa"/>
+              <w:bottom w:w="90" w:type="dxa"/>
+              <w:left w:w="110" w:type="dxa"/>
+              <w:right w:w="110" w:type="dxa"/>
+            </w:tcMar>
+            <w:tcBorders>
+              <w:top w:val="single" w:sz="5" w:color="D9D9D9"/>
+              <w:left w:val="single" w:sz="5" w:color="D9D9D9"/>
+              <w:bottom w:val="single" w:sz="5" w:color="D9D9D9"/>
+              <w:right w:val="single" w:sz="5" w:color="D9D9D9"/>
+            </w:tcBorders>
+          </w:tcPr>
+          <w:p>
+            <w:pPr>
+              <w:spacing w:after="40"/>
+            </w:pPr>
+            <w:r>
+              <w:rPr>
+                <w:rFonts w:ascii="Calibri" w:hAnsi="Calibri"/>
+                <w:sz w:val="21"/>
+              </w:rPr>
+              <w:t xml:space="preserve">Verified bony-fish reporting scope excludes Skates, but composition across named and pooled fish groups and unrepresented taxa remains unknown. 1980 model biomass proportions replace incomplete source catches, assuming regional composition and catchability across years and catch bases.</w:t>
+            </w:r>
+          </w:p>
+        </w:tc>
+      </w:tr>
+      <w:tr>
+        <w:trPr>
+          <w:cantSplit/>
+        </w:trPr>
+        <w:tc>
+          <w:tcPr>
+            <w:tcW w:type="dxa" w:w="3298"/>
+            <w:vAlign w:val="center"/>
+            <w:shd w:fill="FFFFFF"/>
+            <w:tcMar>
+              <w:top w:w="90" w:type="dxa"/>
+              <w:bottom w:w="90" w:type="dxa"/>
+              <w:left w:w="110" w:type="dxa"/>
+              <w:right w:w="110" w:type="dxa"/>
+            </w:tcMar>
+            <w:tcBorders>
+              <w:top w:val="single" w:sz="5" w:color="D9D9D9"/>
+              <w:left w:val="single" w:sz="5" w:color="D9D9D9"/>
+              <w:bottom w:val="single" w:sz="5" w:color="D9D9D9"/>
+              <w:right w:val="single" w:sz="5" w:color="D9D9D9"/>
+            </w:tcBorders>
+          </w:tcPr>
+          <w:p>
+            <w:pPr>
+              <w:spacing w:after="40"/>
+            </w:pPr>
+            <w:r>
+              <w:rPr>
+                <w:rFonts w:ascii="Calibri" w:hAnsi="Calibri"/>
+                <w:sz w:val="21"/>
+              </w:rPr>
+              <w:t xml:space="preserve">Marine groundfishes not identified</w:t>
+            </w:r>
+          </w:p>
+        </w:tc>
+        <w:tc>
+          <w:tcPr>
+            <w:tcW w:type="dxa" w:w="6710"/>
+            <w:vAlign w:val="center"/>
+            <w:shd w:fill="FFFFFF"/>
+            <w:tcMar>
+              <w:top w:w="90" w:type="dxa"/>
+              <w:bottom w:w="90" w:type="dxa"/>
+              <w:left w:w="110" w:type="dxa"/>
+              <w:right w:w="110" w:type="dxa"/>
+            </w:tcMar>
+            <w:tcBorders>
+              <w:top w:val="single" w:sz="5" w:color="D9D9D9"/>
+              <w:left w:val="single" w:sz="5" w:color="D9D9D9"/>
+              <w:bottom w:val="single" w:sz="5" w:color="D9D9D9"/>
+              <w:right w:val="single" w:sz="5" w:color="D9D9D9"/>
+            </w:tcBorders>
+          </w:tcPr>
+          <w:p>
+            <w:pPr>
+              <w:spacing w:after="40"/>
+            </w:pPr>
+            <w:r>
+              <w:rPr>
+                <w:rFonts w:ascii="Calibri" w:hAnsi="Calibri"/>
+                <w:sz w:val="21"/>
+              </w:rPr>
+              <w:t xml:space="preserve">Bony groundfish have unknown composition across named and pooled demersal groups. Skates and explicitly pelagic Small pelagic fish are excluded. 1980 model biomass proportions replace incomplete source catches, assuming regional composition and catchability across years and catch bases.</w:t>
+            </w:r>
+          </w:p>
+        </w:tc>
+      </w:tr>
+      <w:tr>
+        <w:trPr>
+          <w:cantSplit/>
+        </w:trPr>
+        <w:tc>
+          <w:tcPr>
+            <w:tcW w:type="dxa" w:w="3298"/>
+            <w:vAlign w:val="center"/>
+            <w:shd w:fill="FFFFFF"/>
+            <w:tcMar>
+              <w:top w:w="90" w:type="dxa"/>
+              <w:bottom w:w="90" w:type="dxa"/>
+              <w:left w:w="110" w:type="dxa"/>
+              <w:right w:w="110" w:type="dxa"/>
+            </w:tcMar>
+            <w:tcBorders>
+              <w:top w:val="single" w:sz="5" w:color="D9D9D9"/>
+              <w:left w:val="single" w:sz="5" w:color="D9D9D9"/>
+              <w:bottom w:val="single" w:sz="5" w:color="D9D9D9"/>
+              <w:right w:val="single" w:sz="5" w:color="D9D9D9"/>
+            </w:tcBorders>
+          </w:tcPr>
+          <w:p>
+            <w:pPr>
+              <w:spacing w:after="40"/>
+            </w:pPr>
+            <w:r>
+              <w:rPr>
+                <w:rFonts w:ascii="Calibri" w:hAnsi="Calibri"/>
+                <w:sz w:val="21"/>
+              </w:rPr>
+              <w:t xml:space="preserve">Scorpaeniformes</w:t>
+            </w:r>
+          </w:p>
+        </w:tc>
+        <w:tc>
+          <w:tcPr>
+            <w:tcW w:type="dxa" w:w="6710"/>
+            <w:vAlign w:val="center"/>
+            <w:shd w:fill="FFFFFF"/>
+            <w:tcMar>
+              <w:top w:w="90" w:type="dxa"/>
+              <w:bottom w:w="90" w:type="dxa"/>
+              <w:left w:w="110" w:type="dxa"/>
+              <w:right w:w="110" w:type="dxa"/>
+            </w:tcMar>
+            <w:tcBorders>
+              <w:top w:val="single" w:sz="5" w:color="D9D9D9"/>
+              <w:left w:val="single" w:sz="5" w:color="D9D9D9"/>
+              <w:bottom w:val="single" w:sz="5" w:color="D9D9D9"/>
+              <w:right w:val="single" w:sz="5" w:color="D9D9D9"/>
+            </w:tcBorders>
+          </w:tcPr>
+          <w:p>
+            <w:pPr>
+              <w:spacing w:after="40"/>
+            </w:pPr>
+            <w:r>
+              <w:rPr>
+                <w:rFonts w:ascii="Calibri" w:hAnsi="Calibri"/>
+                <w:sz w:val="21"/>
+              </w:rPr>
+              <w:t xml:space="preserve">Historical fisheries scope differs from modern orders. Other demersal fish supplies a weak demersal analogue rather than explicit source membership.</w:t>
+            </w:r>
+          </w:p>
+        </w:tc>
+      </w:tr>
+      <w:tr>
+        <w:trPr>
+          <w:cantSplit/>
+        </w:trPr>
+        <w:tc>
+          <w:tcPr>
+            <w:tcW w:type="dxa" w:w="3298"/>
+            <w:vAlign w:val="center"/>
+            <w:shd w:fill="FFFFFF"/>
+            <w:tcMar>
+              <w:top w:w="90" w:type="dxa"/>
+              <w:bottom w:w="90" w:type="dxa"/>
+              <w:left w:w="110" w:type="dxa"/>
+              <w:right w:w="110" w:type="dxa"/>
+            </w:tcMar>
+            <w:tcBorders>
+              <w:top w:val="single" w:sz="5" w:color="D9D9D9"/>
+              <w:left w:val="single" w:sz="5" w:color="D9D9D9"/>
+              <w:bottom w:val="single" w:sz="5" w:color="D9D9D9"/>
+              <w:right w:val="single" w:sz="5" w:color="D9D9D9"/>
+            </w:tcBorders>
+          </w:tcPr>
+          <w:p>
+            <w:pPr>
+              <w:spacing w:after="40"/>
+            </w:pPr>
+            <w:r>
+              <w:rPr>
+                <w:rFonts w:ascii="Calibri" w:hAnsi="Calibri"/>
+                <w:sz w:val="21"/>
+              </w:rPr>
+              <w:t xml:space="preserve">Teuthida</w:t>
+            </w:r>
+          </w:p>
+        </w:tc>
+        <w:tc>
+          <w:tcPr>
+            <w:tcW w:type="dxa" w:w="6710"/>
+            <w:vAlign w:val="center"/>
+            <w:shd w:fill="FFFFFF"/>
+            <w:tcMar>
+              <w:top w:w="90" w:type="dxa"/>
+              <w:bottom w:w="90" w:type="dxa"/>
+              <w:left w:w="110" w:type="dxa"/>
+              <w:right w:w="110" w:type="dxa"/>
+            </w:tcMar>
+            <w:tcBorders>
+              <w:top w:val="single" w:sz="5" w:color="D9D9D9"/>
+              <w:left w:val="single" w:sz="5" w:color="D9D9D9"/>
+              <w:bottom w:val="single" w:sz="5" w:color="D9D9D9"/>
+              <w:right w:val="single" w:sz="5" w:color="D9D9D9"/>
+            </w:tcBorders>
+          </w:tcPr>
+          <w:p>
+            <w:pPr>
+              <w:spacing w:after="40"/>
+            </w:pPr>
+            <w:r>
+              <w:rPr>
+                <w:rFonts w:ascii="Calibri" w:hAnsi="Calibri"/>
+                <w:sz w:val="21"/>
+              </w:rPr>
+              <w:t xml:space="preserve">The historical squid label has unknown species and size composition. Small pelagic fish is a partial active-nekton surrogate with taxonomic, size and feeding mismatch.</w:t>
+            </w:r>
+          </w:p>
+        </w:tc>
+      </w:tr>
+    </w:tbl>
     <w:p>
       <w:pPr>
         <w:pStyle w:val="Title"/>
